--- a/Operator_Guides/01_Salesforce_Connector_Guide.docx
+++ b/Operator_Guides/01_Salesforce_Connector_Guide.docx
@@ -155,7 +155,7 @@
                 <w:color w:val="202020"/>
                 <w:sz w:val="20"/>
               </w:rPr>
-              <w:t>1.0</w:t>
+              <w:t>1.1</w:t>
             </w:r>
           </w:p>
         </w:tc>
@@ -187,7 +187,7 @@
                 <w:color w:val="202020"/>
                 <w:sz w:val="20"/>
               </w:rPr>
-              <w:t>18 July 2026</w:t>
+              <w:t>18 July 2026 (bank-grade hardening release)</w:t>
             </w:r>
           </w:p>
         </w:tc>
@@ -380,6 +380,231 @@
         </w:rPr>
         <w:t>This guide tells you how to set up, run, monitor, troubleshoot and support the Salesforce connector for Microsoft 365 Copilot. It is written for an IT operator who has not worked with this connector before and who needs to know exactly what to do and what to ask other teams for.</w:t>
       </w:r>
+    </w:p>
+    <w:tbl>
+      <w:tblPr>
+        <w:tblW w:type="auto" w:w="0"/>
+        <w:tblLayout w:type="fixed"/>
+        <w:tblLook w:firstColumn="1" w:firstRow="1" w:lastColumn="0" w:lastRow="0" w:noHBand="0" w:noVBand="1" w:val="04A0"/>
+      </w:tblPr>
+      <w:tblGrid>
+        <w:gridCol w:w="9360"/>
+      </w:tblGrid>
+      <w:tr>
+        <w:tc>
+          <w:tcPr>
+            <w:tcW w:type="dxa" w:w="9360"/>
+            <w:shd w:val="clear" w:color="auto" w:fill="EAF0FA"/>
+            <w:tcBorders>
+              <w:top w:val="single" w:sz="4" w:space="0" w:color="2E5496"/>
+              <w:left w:val="single" w:sz="24" w:space="0" w:color="2E5496"/>
+              <w:bottom w:val="single" w:sz="4" w:space="0" w:color="2E5496"/>
+              <w:right w:val="single" w:sz="4" w:space="0" w:color="2E5496"/>
+            </w:tcBorders>
+          </w:tcPr>
+          <w:p>
+            <w:r>
+              <w:rPr>
+                <w:b/>
+                <w:color w:val="2E5496"/>
+              </w:rPr>
+              <w:t xml:space="preserve">What changed in this release — safe defaults: </w:t>
+            </w:r>
+            <w:r>
+              <w:rPr>
+                <w:color w:val="202020"/>
+                <w:sz w:val="20"/>
+              </w:rPr>
+              <w:t xml:space="preserve">This </w:t>
+            </w:r>
+            <w:r>
+              <w:rPr>
+                <w:b/>
+                <w:color w:val="202020"/>
+                <w:sz w:val="20"/>
+              </w:rPr>
+              <w:t>1.1</w:t>
+            </w:r>
+            <w:r>
+              <w:rPr>
+                <w:color w:val="202020"/>
+                <w:sz w:val="20"/>
+              </w:rPr>
+              <w:t xml:space="preserve"> release ships bank-grade hardening. Two behaviour-changing </w:t>
+            </w:r>
+            <w:r>
+              <w:rPr>
+                <w:b/>
+                <w:color w:val="202020"/>
+                <w:sz w:val="20"/>
+              </w:rPr>
+              <w:t>safe-default flips</w:t>
+            </w:r>
+            <w:r>
+              <w:rPr>
+                <w:color w:val="202020"/>
+                <w:sz w:val="20"/>
+              </w:rPr>
+              <w:t xml:space="preserve"> affect this connector. </w:t>
+            </w:r>
+            <w:r>
+              <w:rPr>
+                <w:b/>
+                <w:color w:val="202020"/>
+                <w:sz w:val="20"/>
+              </w:rPr>
+              <w:t>(1) Dead-letter records are now redacted by default</w:t>
+            </w:r>
+            <w:r>
+              <w:rPr>
+                <w:color w:val="202020"/>
+                <w:sz w:val="20"/>
+              </w:rPr>
+              <w:t xml:space="preserve"> — </w:t>
+            </w:r>
+            <w:r>
+              <w:rPr>
+                <w:rFonts w:ascii="Consolas" w:hAnsi="Consolas"/>
+                <w:color w:val="202020"/>
+                <w:sz w:val="19"/>
+              </w:rPr>
+              <w:t>DEADLETTER_PAYLOAD_MODE</w:t>
+            </w:r>
+            <w:r>
+              <w:rPr>
+                <w:color w:val="202020"/>
+                <w:sz w:val="20"/>
+              </w:rPr>
+              <w:t xml:space="preserve"> defaults to </w:t>
+            </w:r>
+            <w:r>
+              <w:rPr>
+                <w:rFonts w:ascii="Consolas" w:hAnsi="Consolas"/>
+                <w:color w:val="202020"/>
+                <w:sz w:val="19"/>
+              </w:rPr>
+              <w:t>redacted</w:t>
+            </w:r>
+            <w:r>
+              <w:rPr>
+                <w:color w:val="202020"/>
+                <w:sz w:val="20"/>
+              </w:rPr>
+              <w:t xml:space="preserve"> (was </w:t>
+            </w:r>
+            <w:r>
+              <w:rPr>
+                <w:rFonts w:ascii="Consolas" w:hAnsi="Consolas"/>
+                <w:color w:val="202020"/>
+                <w:sz w:val="19"/>
+              </w:rPr>
+              <w:t>full</w:t>
+            </w:r>
+            <w:r>
+              <w:rPr>
+                <w:color w:val="202020"/>
+                <w:sz w:val="20"/>
+              </w:rPr>
+              <w:t xml:space="preserve">), so raw CRM field values and PII no longer land on disk unless you deliberately set </w:t>
+            </w:r>
+            <w:r>
+              <w:rPr>
+                <w:rFonts w:ascii="Consolas" w:hAnsi="Consolas"/>
+                <w:color w:val="202020"/>
+                <w:sz w:val="19"/>
+              </w:rPr>
+              <w:t>full</w:t>
+            </w:r>
+            <w:r>
+              <w:rPr>
+                <w:color w:val="202020"/>
+                <w:sz w:val="20"/>
+              </w:rPr>
+              <w:t xml:space="preserve">; a typo in this setting now fails startup rather than silently keeping data. </w:t>
+            </w:r>
+            <w:r>
+              <w:rPr>
+                <w:b/>
+                <w:color w:val="202020"/>
+                <w:sz w:val="20"/>
+              </w:rPr>
+              <w:t>(2) Entitlements now re-sync on every incremental crawl</w:t>
+            </w:r>
+            <w:r>
+              <w:rPr>
+                <w:color w:val="202020"/>
+                <w:sz w:val="20"/>
+              </w:rPr>
+              <w:t xml:space="preserve"> — </w:t>
+            </w:r>
+            <w:r>
+              <w:rPr>
+                <w:rFonts w:ascii="Consolas" w:hAnsi="Consolas"/>
+                <w:color w:val="202020"/>
+                <w:sz w:val="19"/>
+              </w:rPr>
+              <w:t>IDENTITY_SYNC_ON_INCREMENTAL</w:t>
+            </w:r>
+            <w:r>
+              <w:rPr>
+                <w:color w:val="202020"/>
+                <w:sz w:val="20"/>
+              </w:rPr>
+              <w:t xml:space="preserve"> defaults to </w:t>
+            </w:r>
+            <w:r>
+              <w:rPr>
+                <w:rFonts w:ascii="Consolas" w:hAnsi="Consolas"/>
+                <w:color w:val="202020"/>
+                <w:sz w:val="19"/>
+              </w:rPr>
+              <w:t>true</w:t>
+            </w:r>
+            <w:r>
+              <w:rPr>
+                <w:color w:val="202020"/>
+                <w:sz w:val="20"/>
+              </w:rPr>
+              <w:t xml:space="preserve"> (opt-out), shrinking ACL-staleness lag from the full-crawl cadence to the incremental cadence (this only takes effect when </w:t>
+            </w:r>
+            <w:r>
+              <w:rPr>
+                <w:rFonts w:ascii="Consolas" w:hAnsi="Consolas"/>
+                <w:color w:val="202020"/>
+                <w:sz w:val="19"/>
+              </w:rPr>
+              <w:t>USE_GROUP_ACL=true</w:t>
+            </w:r>
+            <w:r>
+              <w:rPr>
+                <w:color w:val="202020"/>
+                <w:sz w:val="20"/>
+              </w:rPr>
+              <w:t xml:space="preserve">, which is the default). In addition, new </w:t>
+            </w:r>
+            <w:r>
+              <w:rPr>
+                <w:b/>
+                <w:color w:val="202020"/>
+                <w:sz w:val="20"/>
+              </w:rPr>
+              <w:t>opt-in</w:t>
+            </w:r>
+            <w:r>
+              <w:rPr>
+                <w:color w:val="202020"/>
+                <w:sz w:val="20"/>
+              </w:rPr>
+              <w:t xml:space="preserve"> governance controls — classification-tag ACL enforcement, stale-index item TTL, the large-group ACL scale guard, and a tamper-evident decision ledger — are documented in §12.5, and the connector now creates its state, log and dead-letter directories owner-only at startup. Salesforce remains poll-only: there is still no inbound webhook and no circuit breaker.</w:t>
+            </w:r>
+          </w:p>
+        </w:tc>
+      </w:tr>
+    </w:tbl>
+    <w:p>
+      <w:pPr>
+        <w:spacing w:after="40"/>
+      </w:pPr>
     </w:p>
     <w:p>
       <w:pPr>
@@ -7108,6 +7333,86 @@
     </w:p>
     <w:p>
       <w:pPr>
+        <w:spacing w:after="120"/>
+      </w:pPr>
+      <w:r>
+        <w:rPr>
+          <w:color w:val="202020"/>
+        </w:rPr>
+        <w:t xml:space="preserve">As of this release the connector also creates its </w:t>
+      </w:r>
+      <w:r>
+        <w:rPr>
+          <w:rFonts w:ascii="Consolas" w:hAnsi="Consolas"/>
+          <w:color w:val="202020"/>
+          <w:sz w:val="19"/>
+        </w:rPr>
+        <w:t>logs\</w:t>
+      </w:r>
+      <w:r>
+        <w:rPr>
+          <w:color w:val="202020"/>
+        </w:rPr>
+        <w:t xml:space="preserve">, </w:t>
+      </w:r>
+      <w:r>
+        <w:rPr>
+          <w:rFonts w:ascii="Consolas" w:hAnsi="Consolas"/>
+          <w:color w:val="202020"/>
+          <w:sz w:val="19"/>
+        </w:rPr>
+        <w:t>data\</w:t>
+      </w:r>
+      <w:r>
+        <w:rPr>
+          <w:color w:val="202020"/>
+        </w:rPr>
+        <w:t xml:space="preserve"> and dead-letter directories </w:t>
+      </w:r>
+      <w:r>
+        <w:rPr>
+          <w:b/>
+          <w:color w:val="202020"/>
+        </w:rPr>
+        <w:t>owner-only</w:t>
+      </w:r>
+      <w:r>
+        <w:rPr>
+          <w:color w:val="202020"/>
+        </w:rPr>
+        <w:t xml:space="preserve"> at startup (POSIX </w:t>
+      </w:r>
+      <w:r>
+        <w:rPr>
+          <w:rFonts w:ascii="Consolas" w:hAnsi="Consolas"/>
+          <w:color w:val="202020"/>
+          <w:sz w:val="19"/>
+        </w:rPr>
+        <w:t>0700</w:t>
+      </w:r>
+      <w:r>
+        <w:rPr>
+          <w:color w:val="202020"/>
+        </w:rPr>
+        <w:t xml:space="preserve">; on Windows a best-effort owner+Administrators grant via </w:t>
+      </w:r>
+      <w:r>
+        <w:rPr>
+          <w:rFonts w:ascii="Consolas" w:hAnsi="Consolas"/>
+          <w:color w:val="202020"/>
+          <w:sz w:val="19"/>
+        </w:rPr>
+        <w:t>icacls</w:t>
+      </w:r>
+      <w:r>
+        <w:rPr>
+          <w:color w:val="202020"/>
+        </w:rPr>
+        <w:t>). This is a defence-in-depth hardening step, not a prerequisite — it is best-effort and never blocks startup — but you should still ACL these directories to the service account per the Common Guide / SECURITY.md.</w:t>
+      </w:r>
+    </w:p>
+    <w:p>
+      <w:pPr>
         <w:pStyle w:val="Heading3"/>
       </w:pPr>
       <w:r>
@@ -7684,7 +7989,20 @@
         <w:rPr>
           <w:color w:val="202020"/>
         </w:rPr>
-        <w:t xml:space="preserve"> run the deletion sweep (a changed-only view cannot prove a record is gone). By default they also skip the identity crawl; set </w:t>
+        <w:t xml:space="preserve"> run the deletion sweep (a changed-only view cannot prove a record is gone). Since this release they </w:t>
+      </w:r>
+      <w:r>
+        <w:rPr>
+          <w:b/>
+          <w:color w:val="202020"/>
+        </w:rPr>
+        <w:t>do</w:t>
+      </w:r>
+      <w:r>
+        <w:rPr>
+          <w:color w:val="202020"/>
+        </w:rPr>
+        <w:t xml:space="preserve"> refresh identities by default: </w:t>
       </w:r>
       <w:r>
         <w:rPr>
@@ -7692,13 +8010,67 @@
           <w:color w:val="202020"/>
           <w:sz w:val="19"/>
         </w:rPr>
-        <w:t>IDENTITY_SYNC_ON_INCREMENTAL=true</w:t>
-      </w:r>
-      <w:r>
-        <w:rPr>
-          <w:color w:val="202020"/>
-        </w:rPr>
-        <w:t xml:space="preserve"> to refresh identities on incrementals too.</w:t>
+        <w:t>IDENTITY_SYNC_ON_INCREMENTAL</w:t>
+      </w:r>
+      <w:r>
+        <w:rPr>
+          <w:color w:val="202020"/>
+        </w:rPr>
+        <w:t xml:space="preserve"> now defaults to </w:t>
+      </w:r>
+      <w:r>
+        <w:rPr>
+          <w:b/>
+          <w:color w:val="202020"/>
+        </w:rPr>
+        <w:t>true</w:t>
+      </w:r>
+      <w:r>
+        <w:rPr>
+          <w:color w:val="202020"/>
+        </w:rPr>
+        <w:t xml:space="preserve"> (opt-out), so an entitlement change — a user added to or removed from a Salesforce role/group — is reflected in Copilot at the next incremental instead of waiting for the next full crawl. This only matters when </w:t>
+      </w:r>
+      <w:r>
+        <w:rPr>
+          <w:rFonts w:ascii="Consolas" w:hAnsi="Consolas"/>
+          <w:color w:val="202020"/>
+          <w:sz w:val="19"/>
+        </w:rPr>
+        <w:t>USE_GROUP_ACL=true</w:t>
+      </w:r>
+      <w:r>
+        <w:rPr>
+          <w:color w:val="202020"/>
+        </w:rPr>
+        <w:t xml:space="preserve"> (the default); set </w:t>
+      </w:r>
+      <w:r>
+        <w:rPr>
+          <w:rFonts w:ascii="Consolas" w:hAnsi="Consolas"/>
+          <w:color w:val="202020"/>
+          <w:sz w:val="19"/>
+        </w:rPr>
+        <w:t>IDENTITY_SYNC_ON_INCREMENTAL=false</w:t>
+      </w:r>
+      <w:r>
+        <w:rPr>
+          <w:color w:val="202020"/>
+        </w:rPr>
+        <w:t xml:space="preserve"> to sync identities on full crawls only (the previous behaviour). The residual lag is still </w:t>
+      </w:r>
+      <w:r>
+        <w:rPr>
+          <w:b/>
+          <w:color w:val="202020"/>
+        </w:rPr>
+        <w:t>not real-time</w:t>
+      </w:r>
+      <w:r>
+        <w:rPr>
+          <w:color w:val="202020"/>
+        </w:rPr>
+        <w:t xml:space="preserve"> — access is re-evaluated only when a crawl runs (bounded by the incremental interval), and unchanged content is re-ACL'd on the re-ACL cadence (full crawls). For tighter guarantees shorten the incremental cadence and keep a periodic full crawl.</w:t>
       </w:r>
     </w:p>
     <w:p>
@@ -9192,6 +9564,50 @@
           </w:p>
         </w:tc>
       </w:tr>
+      <w:tr>
+        <w:tc>
+          <w:tcPr>
+            <w:tcW w:type="dxa" w:w="3400"/>
+          </w:tcPr>
+          <w:p>
+            <w:r>
+              <w:rPr>
+                <w:color w:val="202020"/>
+                <w:sz w:val="19"/>
+              </w:rPr>
+              <w:t>max_item_ace_count</w:t>
+            </w:r>
+          </w:p>
+        </w:tc>
+        <w:tc>
+          <w:tcPr>
+            <w:tcW w:type="dxa" w:w="1000"/>
+          </w:tcPr>
+          <w:p>
+            <w:r>
+              <w:rPr>
+                <w:color w:val="202020"/>
+                <w:sz w:val="19"/>
+              </w:rPr>
+              <w:t>gauge</w:t>
+            </w:r>
+          </w:p>
+        </w:tc>
+        <w:tc>
+          <w:tcPr>
+            <w:tcW w:type="dxa" w:w="4960"/>
+          </w:tcPr>
+          <w:p>
+            <w:r>
+              <w:rPr>
+                <w:color w:val="202020"/>
+                <w:sz w:val="19"/>
+              </w:rPr>
+              <w:t>Largest per-item ACL size (ACE count) seen — always exported; watch it against Graph's per-item ACL / 4 MB ceiling. Drives the ACL scale guard (§12.5).</w:t>
+            </w:r>
+          </w:p>
+        </w:tc>
+      </w:tr>
     </w:tbl>
     <w:p>
       <w:pPr>
@@ -10068,7 +10484,7 @@
                 <w:color w:val="202020"/>
                 <w:sz w:val="19"/>
               </w:rPr>
-              <w:t>Run validate-config --strict (it names the failing credential). Check the startup line 'Graph auth mode: …'. Check secret/cert expiry. Rotate per §12.5 / SECURITY. Confirm Salesforce Connected App client-credentials + run-as user.</w:t>
+              <w:t>Run validate-config --strict (it names the failing credential). Check the startup line 'Graph auth mode: …'. Check secret/cert expiry. Rotate per §12.6 / SECURITY. Confirm Salesforce Connected App client-credentials + run-as user.</w:t>
             </w:r>
           </w:p>
         </w:tc>
@@ -12125,7 +12541,7 @@
                 <w:color w:val="202020"/>
                 <w:sz w:val="19"/>
               </w:rPr>
-              <w:t>Also run the identity crawl on incremental cycles.</w:t>
+              <w:t>Re-run the identity sync on incremental crawls too (opt-out; only takes effect when USE_GROUP_ACL=true). false = sync identities on full crawls only.</w:t>
             </w:r>
           </w:p>
         </w:tc>
@@ -12140,7 +12556,7 @@
                 <w:color w:val="202020"/>
                 <w:sz w:val="19"/>
               </w:rPr>
-              <w:t>false</w:t>
+              <w:t>true</w:t>
             </w:r>
           </w:p>
         </w:tc>
@@ -12621,7 +13037,7 @@
                 <w:color w:val="202020"/>
                 <w:sz w:val="19"/>
               </w:rPr>
-              <w:t>full keeps request/response payloads; redacted stores sha256 hashes + field names only.</w:t>
+              <w:t>redacted (default) strips item property values/content before a failed record hits disk (keeps ids, object type, error, ACLs, field names + sha256 hashes); full keeps the raw request/response payloads (use only in a locked-down env). Any other value fails config-load naming this setting — never silently downgraded to full.</w:t>
             </w:r>
           </w:p>
         </w:tc>
@@ -12635,7 +13051,7 @@
                 <w:color w:val="202020"/>
                 <w:sz w:val="19"/>
               </w:rPr>
-              <w:t>full</w:t>
+              <w:t>redacted</w:t>
             </w:r>
           </w:p>
         </w:tc>
@@ -12820,7 +13236,750 @@
         <w:rPr>
           <w:color w:val="2E5496"/>
         </w:rPr>
-        <w:t>12.5 Secret rotation (summary)</w:t>
+        <w:t>12.5 Data governance &amp; compliance controls</w:t>
+      </w:r>
+    </w:p>
+    <w:p>
+      <w:pPr>
+        <w:spacing w:after="120"/>
+      </w:pPr>
+      <w:r>
+        <w:rPr>
+          <w:color w:val="202020"/>
+        </w:rPr>
+        <w:t xml:space="preserve">These controls all ship </w:t>
+      </w:r>
+      <w:r>
+        <w:rPr>
+          <w:b/>
+          <w:color w:val="202020"/>
+        </w:rPr>
+        <w:t>off / advisory by default</w:t>
+      </w:r>
+      <w:r>
+        <w:rPr>
+          <w:color w:val="202020"/>
+        </w:rPr>
+        <w:t xml:space="preserve"> — leaving them unset keeps the connector's classic behaviour. Turn them on deliberately, per the bank's data-governance requirements. They live in </w:t>
+      </w:r>
+      <w:r>
+        <w:rPr>
+          <w:rFonts w:ascii="Consolas" w:hAnsi="Consolas"/>
+          <w:color w:val="202020"/>
+          <w:sz w:val="19"/>
+        </w:rPr>
+        <w:t>env/.env.local.example</w:t>
+      </w:r>
+      <w:r>
+        <w:rPr>
+          <w:color w:val="202020"/>
+        </w:rPr>
+        <w:t xml:space="preserve"> alongside everything else.</w:t>
+      </w:r>
+    </w:p>
+    <w:tbl>
+      <w:tblPr>
+        <w:tblW w:type="auto" w:w="0"/>
+        <w:jc w:val="center"/>
+        <w:tblLayout w:type="fixed"/>
+        <w:tblLook w:firstColumn="1" w:firstRow="1" w:lastColumn="0" w:lastRow="0" w:noHBand="0" w:noVBand="1" w:val="04A0"/>
+        <w:tblBorders>
+          <w:top w:val="single" w:sz="4" w:space="0" w:color="C9D3E3"/>
+          <w:left w:val="single" w:sz="4" w:space="0" w:color="C9D3E3"/>
+          <w:bottom w:val="single" w:sz="4" w:space="0" w:color="C9D3E3"/>
+          <w:right w:val="single" w:sz="4" w:space="0" w:color="C9D3E3"/>
+          <w:insideH w:val="single" w:sz="4" w:space="0" w:color="C9D3E3"/>
+          <w:insideV w:val="single" w:sz="4" w:space="0" w:color="C9D3E3"/>
+        </w:tblBorders>
+      </w:tblPr>
+      <w:tblGrid>
+        <w:gridCol w:w="3200"/>
+        <w:gridCol w:w="3960"/>
+        <w:gridCol w:w="2200"/>
+      </w:tblGrid>
+      <w:tr>
+        <w:tc>
+          <w:tcPr>
+            <w:tcW w:type="dxa" w:w="3200"/>
+            <w:shd w:val="clear" w:color="auto" w:fill="2E5496"/>
+          </w:tcPr>
+          <w:p>
+            <w:r>
+              <w:rPr>
+                <w:b/>
+                <w:color w:val="FFFFFF"/>
+                <w:sz w:val="19"/>
+              </w:rPr>
+              <w:t>Variable</w:t>
+            </w:r>
+          </w:p>
+        </w:tc>
+        <w:tc>
+          <w:tcPr>
+            <w:tcW w:type="dxa" w:w="3960"/>
+            <w:shd w:val="clear" w:color="auto" w:fill="2E5496"/>
+          </w:tcPr>
+          <w:p>
+            <w:r>
+              <w:rPr>
+                <w:b/>
+                <w:color w:val="FFFFFF"/>
+                <w:sz w:val="19"/>
+              </w:rPr>
+              <w:t>What it does</w:t>
+            </w:r>
+          </w:p>
+        </w:tc>
+        <w:tc>
+          <w:tcPr>
+            <w:tcW w:type="dxa" w:w="2200"/>
+            <w:shd w:val="clear" w:color="auto" w:fill="2E5496"/>
+          </w:tcPr>
+          <w:p>
+            <w:r>
+              <w:rPr>
+                <w:b/>
+                <w:color w:val="FFFFFF"/>
+                <w:sz w:val="19"/>
+              </w:rPr>
+              <w:t>Example / default</w:t>
+            </w:r>
+          </w:p>
+        </w:tc>
+      </w:tr>
+      <w:tr>
+        <w:tc>
+          <w:tcPr>
+            <w:tcW w:type="dxa" w:w="3200"/>
+          </w:tcPr>
+          <w:p>
+            <w:r>
+              <w:rPr>
+                <w:color w:val="202020"/>
+                <w:sz w:val="19"/>
+              </w:rPr>
+              <w:t>CLASSIFICATION_FIELD</w:t>
+            </w:r>
+          </w:p>
+        </w:tc>
+        <w:tc>
+          <w:tcPr>
+            <w:tcW w:type="dxa" w:w="3960"/>
+          </w:tcPr>
+          <w:p>
+            <w:r>
+              <w:rPr>
+                <w:color w:val="202020"/>
+                <w:sz w:val="19"/>
+              </w:rPr>
+              <w:t>Salesforce field whose value is read as an advisory classification tag. Unset = classification off.</w:t>
+            </w:r>
+          </w:p>
+        </w:tc>
+        <w:tc>
+          <w:tcPr>
+            <w:tcW w:type="dxa" w:w="2200"/>
+          </w:tcPr>
+          <w:p>
+            <w:r>
+              <w:rPr>
+                <w:color w:val="202020"/>
+                <w:sz w:val="19"/>
+              </w:rPr>
+              <w:t>(unset) e.g. Data_Classification__c</w:t>
+            </w:r>
+          </w:p>
+        </w:tc>
+      </w:tr>
+      <w:tr>
+        <w:tc>
+          <w:tcPr>
+            <w:tcW w:type="dxa" w:w="3200"/>
+            <w:shd w:val="clear" w:color="auto" w:fill="F7F9FC"/>
+          </w:tcPr>
+          <w:p>
+            <w:r>
+              <w:rPr>
+                <w:color w:val="202020"/>
+                <w:sz w:val="19"/>
+              </w:rPr>
+              <w:t>CLASSIFICATION_RESTRICTED_VALUES</w:t>
+            </w:r>
+          </w:p>
+        </w:tc>
+        <w:tc>
+          <w:tcPr>
+            <w:tcW w:type="dxa" w:w="3960"/>
+            <w:shd w:val="clear" w:color="auto" w:fill="F7F9FC"/>
+          </w:tcPr>
+          <w:p>
+            <w:r>
+              <w:rPr>
+                <w:color w:val="202020"/>
+                <w:sz w:val="19"/>
+              </w:rPr>
+              <w:t>CSV of tag values treated as the top (Restricted) tier; case-insensitive.</w:t>
+            </w:r>
+          </w:p>
+        </w:tc>
+        <w:tc>
+          <w:tcPr>
+            <w:tcW w:type="dxa" w:w="2200"/>
+            <w:shd w:val="clear" w:color="auto" w:fill="F7F9FC"/>
+          </w:tcPr>
+          <w:p>
+            <w:r>
+              <w:rPr>
+                <w:color w:val="202020"/>
+                <w:sz w:val="19"/>
+              </w:rPr>
+              <w:t>Restricted</w:t>
+            </w:r>
+          </w:p>
+        </w:tc>
+      </w:tr>
+      <w:tr>
+        <w:tc>
+          <w:tcPr>
+            <w:tcW w:type="dxa" w:w="3200"/>
+          </w:tcPr>
+          <w:p>
+            <w:r>
+              <w:rPr>
+                <w:color w:val="202020"/>
+                <w:sz w:val="19"/>
+              </w:rPr>
+              <w:t>CLASSIFICATION_ENFORCE_ACL</w:t>
+            </w:r>
+          </w:p>
+        </w:tc>
+        <w:tc>
+          <w:tcPr>
+            <w:tcW w:type="dxa" w:w="3960"/>
+          </w:tcPr>
+          <w:p>
+            <w:r>
+              <w:rPr>
+                <w:color w:val="202020"/>
+                <w:sz w:val="19"/>
+              </w:rPr>
+              <w:t>true = replace a top-tier item's Graph ACL with a single grant to CLASSIFICATION_RESTRICTED_GROUP (belt-and-braces on the Salesforce ACL). Default off = advisory tag only, ACLs untouched.</w:t>
+            </w:r>
+          </w:p>
+        </w:tc>
+        <w:tc>
+          <w:tcPr>
+            <w:tcW w:type="dxa" w:w="2200"/>
+          </w:tcPr>
+          <w:p>
+            <w:r>
+              <w:rPr>
+                <w:color w:val="202020"/>
+                <w:sz w:val="19"/>
+              </w:rPr>
+              <w:t>false</w:t>
+            </w:r>
+          </w:p>
+        </w:tc>
+      </w:tr>
+      <w:tr>
+        <w:tc>
+          <w:tcPr>
+            <w:tcW w:type="dxa" w:w="3200"/>
+            <w:shd w:val="clear" w:color="auto" w:fill="F7F9FC"/>
+          </w:tcPr>
+          <w:p>
+            <w:r>
+              <w:rPr>
+                <w:color w:val="202020"/>
+                <w:sz w:val="19"/>
+              </w:rPr>
+              <w:t>CLASSIFICATION_RESTRICTED_GROUP</w:t>
+            </w:r>
+          </w:p>
+        </w:tc>
+        <w:tc>
+          <w:tcPr>
+            <w:tcW w:type="dxa" w:w="3960"/>
+            <w:shd w:val="clear" w:color="auto" w:fill="F7F9FC"/>
+          </w:tcPr>
+          <w:p>
+            <w:r>
+              <w:rPr>
+                <w:color w:val="202020"/>
+                <w:sz w:val="19"/>
+              </w:rPr>
+              <w:t>Entra group object id the restricted ACL grants to. Required for enforcement to take effect.</w:t>
+            </w:r>
+          </w:p>
+        </w:tc>
+        <w:tc>
+          <w:tcPr>
+            <w:tcW w:type="dxa" w:w="2200"/>
+            <w:shd w:val="clear" w:color="auto" w:fill="F7F9FC"/>
+          </w:tcPr>
+          <w:p>
+            <w:r>
+              <w:rPr>
+                <w:color w:val="202020"/>
+                <w:sz w:val="19"/>
+              </w:rPr>
+              <w:t>(unset)</w:t>
+            </w:r>
+          </w:p>
+        </w:tc>
+      </w:tr>
+      <w:tr>
+        <w:tc>
+          <w:tcPr>
+            <w:tcW w:type="dxa" w:w="3200"/>
+          </w:tcPr>
+          <w:p>
+            <w:r>
+              <w:rPr>
+                <w:color w:val="202020"/>
+                <w:sz w:val="19"/>
+              </w:rPr>
+              <w:t>GRAPH_ITEM_TTL_DAYS</w:t>
+            </w:r>
+          </w:p>
+        </w:tc>
+        <w:tc>
+          <w:tcPr>
+            <w:tcW w:type="dxa" w:w="3960"/>
+          </w:tcPr>
+          <w:p>
+            <w:r>
+              <w:rPr>
+                <w:color w:val="202020"/>
+                <w:sz w:val="19"/>
+              </w:rPr>
+              <w:t>&gt; 0 stamps each item with a top-level expirationDateTime = ingest time + TTL, so the index self-expires if crawling stops; a healthy crawl re-stamps every item. Set several times the full-crawl cadence. Unset/0 = never expire.</w:t>
+            </w:r>
+          </w:p>
+        </w:tc>
+        <w:tc>
+          <w:tcPr>
+            <w:tcW w:type="dxa" w:w="2200"/>
+          </w:tcPr>
+          <w:p>
+            <w:r>
+              <w:rPr>
+                <w:color w:val="202020"/>
+                <w:sz w:val="19"/>
+              </w:rPr>
+              <w:t>(unset) / 0</w:t>
+            </w:r>
+          </w:p>
+        </w:tc>
+      </w:tr>
+      <w:tr>
+        <w:tc>
+          <w:tcPr>
+            <w:tcW w:type="dxa" w:w="3200"/>
+            <w:shd w:val="clear" w:color="auto" w:fill="F7F9FC"/>
+          </w:tcPr>
+          <w:p>
+            <w:r>
+              <w:rPr>
+                <w:color w:val="202020"/>
+                <w:sz w:val="19"/>
+              </w:rPr>
+              <w:t>ACL_MAX_ACES</w:t>
+            </w:r>
+          </w:p>
+        </w:tc>
+        <w:tc>
+          <w:tcPr>
+            <w:tcW w:type="dxa" w:w="3960"/>
+            <w:shd w:val="clear" w:color="auto" w:fill="F7F9FC"/>
+          </w:tcPr>
+          <w:p>
+            <w:r>
+              <w:rPr>
+                <w:color w:val="202020"/>
+                <w:sz w:val="19"/>
+              </w:rPr>
+              <w:t>&gt; 0 = trip the large-group ACL scale guard when an item's ACE count exceeds this. 0 = guard off (metric max_item_ace_count still exported).</w:t>
+            </w:r>
+          </w:p>
+        </w:tc>
+        <w:tc>
+          <w:tcPr>
+            <w:tcW w:type="dxa" w:w="2200"/>
+            <w:shd w:val="clear" w:color="auto" w:fill="F7F9FC"/>
+          </w:tcPr>
+          <w:p>
+            <w:r>
+              <w:rPr>
+                <w:color w:val="202020"/>
+                <w:sz w:val="19"/>
+              </w:rPr>
+              <w:t>0</w:t>
+            </w:r>
+          </w:p>
+        </w:tc>
+      </w:tr>
+      <w:tr>
+        <w:tc>
+          <w:tcPr>
+            <w:tcW w:type="dxa" w:w="3200"/>
+          </w:tcPr>
+          <w:p>
+            <w:r>
+              <w:rPr>
+                <w:color w:val="202020"/>
+                <w:sz w:val="19"/>
+              </w:rPr>
+              <w:t>ACL_SCALE_GUARD_ACTION</w:t>
+            </w:r>
+          </w:p>
+        </w:tc>
+        <w:tc>
+          <w:tcPr>
+            <w:tcW w:type="dxa" w:w="3960"/>
+          </w:tcPr>
+          <w:p>
+            <w:r>
+              <w:rPr>
+                <w:color w:val="202020"/>
+                <w:sz w:val="19"/>
+              </w:rPr>
+              <w:t>What the guard does when tripped: warn (keep ACL, log + fired metric), group (replace ACL with a grant to ACL_SCALE_GUARD_GROUP), or fallback (deny-everyone until re-resolved smaller).</w:t>
+            </w:r>
+          </w:p>
+        </w:tc>
+        <w:tc>
+          <w:tcPr>
+            <w:tcW w:type="dxa" w:w="2200"/>
+          </w:tcPr>
+          <w:p>
+            <w:r>
+              <w:rPr>
+                <w:color w:val="202020"/>
+                <w:sz w:val="19"/>
+              </w:rPr>
+              <w:t>warn</w:t>
+            </w:r>
+          </w:p>
+        </w:tc>
+      </w:tr>
+      <w:tr>
+        <w:tc>
+          <w:tcPr>
+            <w:tcW w:type="dxa" w:w="3200"/>
+            <w:shd w:val="clear" w:color="auto" w:fill="F7F9FC"/>
+          </w:tcPr>
+          <w:p>
+            <w:r>
+              <w:rPr>
+                <w:color w:val="202020"/>
+                <w:sz w:val="19"/>
+              </w:rPr>
+              <w:t>ACL_SCALE_GUARD_GROUP</w:t>
+            </w:r>
+          </w:p>
+        </w:tc>
+        <w:tc>
+          <w:tcPr>
+            <w:tcW w:type="dxa" w:w="3960"/>
+            <w:shd w:val="clear" w:color="auto" w:fill="F7F9FC"/>
+          </w:tcPr>
+          <w:p>
+            <w:r>
+              <w:rPr>
+                <w:color w:val="202020"/>
+                <w:sz w:val="19"/>
+              </w:rPr>
+              <w:t>Entra group id used by ACL_SCALE_GUARD_ACTION=group. Required for the group action, else it falls back to warn.</w:t>
+            </w:r>
+          </w:p>
+        </w:tc>
+        <w:tc>
+          <w:tcPr>
+            <w:tcW w:type="dxa" w:w="2200"/>
+            <w:shd w:val="clear" w:color="auto" w:fill="F7F9FC"/>
+          </w:tcPr>
+          <w:p>
+            <w:r>
+              <w:rPr>
+                <w:color w:val="202020"/>
+                <w:sz w:val="19"/>
+              </w:rPr>
+              <w:t>(unset)</w:t>
+            </w:r>
+          </w:p>
+        </w:tc>
+      </w:tr>
+      <w:tr>
+        <w:tc>
+          <w:tcPr>
+            <w:tcW w:type="dxa" w:w="3200"/>
+          </w:tcPr>
+          <w:p>
+            <w:r>
+              <w:rPr>
+                <w:color w:val="202020"/>
+                <w:sz w:val="19"/>
+              </w:rPr>
+              <w:t>DECISION_LEDGER</w:t>
+            </w:r>
+          </w:p>
+        </w:tc>
+        <w:tc>
+          <w:tcPr>
+            <w:tcW w:type="dxa" w:w="3960"/>
+          </w:tcPr>
+          <w:p>
+            <w:r>
+              <w:rPr>
+                <w:color w:val="202020"/>
+                <w:sz w:val="19"/>
+              </w:rPr>
+              <w:t>true = append each access-affecting decision (classification ACL restriction, scale-guard group/fallback drop) to a tamper-evident, SHA-256 hash-chained ledger logs\decision_ledger_{CONNECTOR_ID}.jsonl; Verify() detects any edit/reorder/delete. Low-volume; default off.</w:t>
+            </w:r>
+          </w:p>
+        </w:tc>
+        <w:tc>
+          <w:tcPr>
+            <w:tcW w:type="dxa" w:w="2200"/>
+          </w:tcPr>
+          <w:p>
+            <w:r>
+              <w:rPr>
+                <w:color w:val="202020"/>
+                <w:sz w:val="19"/>
+              </w:rPr>
+              <w:t>false</w:t>
+            </w:r>
+          </w:p>
+        </w:tc>
+      </w:tr>
+    </w:tbl>
+    <w:p>
+      <w:pPr>
+        <w:spacing w:after="40"/>
+      </w:pPr>
+    </w:p>
+    <w:tbl>
+      <w:tblPr>
+        <w:tblW w:type="auto" w:w="0"/>
+        <w:tblLayout w:type="fixed"/>
+        <w:tblLook w:firstColumn="1" w:firstRow="1" w:lastColumn="0" w:lastRow="0" w:noHBand="0" w:noVBand="1" w:val="04A0"/>
+      </w:tblPr>
+      <w:tblGrid>
+        <w:gridCol w:w="9360"/>
+      </w:tblGrid>
+      <w:tr>
+        <w:tc>
+          <w:tcPr>
+            <w:tcW w:type="dxa" w:w="9360"/>
+            <w:shd w:val="clear" w:color="auto" w:fill="FBEDD6"/>
+            <w:tcBorders>
+              <w:top w:val="single" w:sz="4" w:space="0" w:color="C77700"/>
+              <w:left w:val="single" w:sz="24" w:space="0" w:color="C77700"/>
+              <w:bottom w:val="single" w:sz="4" w:space="0" w:color="C77700"/>
+              <w:right w:val="single" w:sz="4" w:space="0" w:color="C77700"/>
+            </w:tcBorders>
+          </w:tcPr>
+          <w:p>
+            <w:r>
+              <w:rPr>
+                <w:b/>
+                <w:color w:val="C77700"/>
+              </w:rPr>
+              <w:t xml:space="preserve">Important: </w:t>
+            </w:r>
+            <w:r>
+              <w:rPr>
+                <w:color w:val="202020"/>
+                <w:sz w:val="20"/>
+              </w:rPr>
+              <w:t xml:space="preserve">The classification value is an </w:t>
+            </w:r>
+            <w:r>
+              <w:rPr>
+                <w:b/>
+                <w:color w:val="202020"/>
+                <w:sz w:val="20"/>
+              </w:rPr>
+              <w:t>advisory, connector-applied tag</w:t>
+            </w:r>
+            <w:r>
+              <w:rPr>
+                <w:color w:val="202020"/>
+                <w:sz w:val="20"/>
+              </w:rPr>
+              <w:t xml:space="preserve"> read from the Salesforce field named by </w:t>
+            </w:r>
+            <w:r>
+              <w:rPr>
+                <w:rFonts w:ascii="Consolas" w:hAnsi="Consolas"/>
+                <w:color w:val="202020"/>
+                <w:sz w:val="19"/>
+              </w:rPr>
+              <w:t>CLASSIFICATION_FIELD</w:t>
+            </w:r>
+            <w:r>
+              <w:rPr>
+                <w:color w:val="202020"/>
+                <w:sz w:val="20"/>
+              </w:rPr>
+              <w:t xml:space="preserve"> — it is </w:t>
+            </w:r>
+            <w:r>
+              <w:rPr>
+                <w:b/>
+                <w:color w:val="202020"/>
+                <w:sz w:val="20"/>
+              </w:rPr>
+              <w:t>Purview-aligned in naming only, NOT a Microsoft Purview sensitivity label</w:t>
+            </w:r>
+            <w:r>
+              <w:rPr>
+                <w:color w:val="202020"/>
+                <w:sz w:val="20"/>
+              </w:rPr>
+              <w:t xml:space="preserve">. The connector neither applies nor honours any Purview label, and by itself the tag does </w:t>
+            </w:r>
+            <w:r>
+              <w:rPr>
+                <w:b/>
+                <w:color w:val="202020"/>
+                <w:sz w:val="20"/>
+              </w:rPr>
+              <w:t>not</w:t>
+            </w:r>
+            <w:r>
+              <w:rPr>
+                <w:color w:val="202020"/>
+                <w:sz w:val="20"/>
+              </w:rPr>
+              <w:t xml:space="preserve"> change who can see an item: the access control the connector actually enforces is always the ACL derived from the Salesforce sharing model (§5-§6). Only </w:t>
+            </w:r>
+            <w:r>
+              <w:rPr>
+                <w:rFonts w:ascii="Consolas" w:hAnsi="Consolas"/>
+                <w:color w:val="202020"/>
+                <w:sz w:val="19"/>
+              </w:rPr>
+              <w:t>CLASSIFICATION_ENFORCE_ACL=true</w:t>
+            </w:r>
+            <w:r>
+              <w:rPr>
+                <w:color w:val="202020"/>
+                <w:sz w:val="20"/>
+              </w:rPr>
+              <w:t xml:space="preserve"> </w:t>
+            </w:r>
+            <w:r>
+              <w:rPr>
+                <w:b/>
+                <w:color w:val="202020"/>
+                <w:sz w:val="20"/>
+              </w:rPr>
+              <w:t>together with</w:t>
+            </w:r>
+            <w:r>
+              <w:rPr>
+                <w:color w:val="202020"/>
+                <w:sz w:val="20"/>
+              </w:rPr>
+              <w:t xml:space="preserve"> a configured </w:t>
+            </w:r>
+            <w:r>
+              <w:rPr>
+                <w:rFonts w:ascii="Consolas" w:hAnsi="Consolas"/>
+                <w:color w:val="202020"/>
+                <w:sz w:val="19"/>
+              </w:rPr>
+              <w:t>CLASSIFICATION_RESTRICTED_GROUP</w:t>
+            </w:r>
+            <w:r>
+              <w:rPr>
+                <w:color w:val="202020"/>
+                <w:sz w:val="20"/>
+              </w:rPr>
+              <w:t xml:space="preserve"> adds a belt-and-braces ACL lock on top-tier items; with the flag on but no group, enforcement simply does not take effect. </w:t>
+            </w:r>
+            <w:r>
+              <w:rPr>
+                <w:rFonts w:ascii="Consolas" w:hAnsi="Consolas"/>
+                <w:color w:val="202020"/>
+                <w:sz w:val="19"/>
+              </w:rPr>
+              <w:t>ACL_SCALE_GUARD_ACTION=group</w:t>
+            </w:r>
+            <w:r>
+              <w:rPr>
+                <w:color w:val="202020"/>
+                <w:sz w:val="20"/>
+              </w:rPr>
+              <w:t xml:space="preserve"> likewise needs </w:t>
+            </w:r>
+            <w:r>
+              <w:rPr>
+                <w:rFonts w:ascii="Consolas" w:hAnsi="Consolas"/>
+                <w:color w:val="202020"/>
+                <w:sz w:val="19"/>
+              </w:rPr>
+              <w:t>ACL_SCALE_GUARD_GROUP</w:t>
+            </w:r>
+            <w:r>
+              <w:rPr>
+                <w:color w:val="202020"/>
+                <w:sz w:val="20"/>
+              </w:rPr>
+              <w:t xml:space="preserve"> or it falls back to </w:t>
+            </w:r>
+            <w:r>
+              <w:rPr>
+                <w:rFonts w:ascii="Consolas" w:hAnsi="Consolas"/>
+                <w:color w:val="202020"/>
+                <w:sz w:val="19"/>
+              </w:rPr>
+              <w:t>warn</w:t>
+            </w:r>
+            <w:r>
+              <w:rPr>
+                <w:color w:val="202020"/>
+                <w:sz w:val="20"/>
+              </w:rPr>
+              <w:t xml:space="preserve">. For large orgs the durable fix for oversized ACLs is </w:t>
+            </w:r>
+            <w:r>
+              <w:rPr>
+                <w:rFonts w:ascii="Consolas" w:hAnsi="Consolas"/>
+                <w:color w:val="202020"/>
+                <w:sz w:val="19"/>
+              </w:rPr>
+              <w:t>USE_GROUP_ACL=true</w:t>
+            </w:r>
+            <w:r>
+              <w:rPr>
+                <w:color w:val="202020"/>
+                <w:sz w:val="20"/>
+              </w:rPr>
+              <w:t xml:space="preserve"> (the default), whose group-reference ACLs stay small instead of expanding to thousands of per-user ACEs.</w:t>
+            </w:r>
+          </w:p>
+        </w:tc>
+      </w:tr>
+    </w:tbl>
+    <w:p>
+      <w:pPr>
+        <w:spacing w:after="40"/>
+      </w:pPr>
+    </w:p>
+    <w:p>
+      <w:pPr>
+        <w:pStyle w:val="Heading2"/>
+      </w:pPr>
+      <w:r>
+        <w:rPr>
+          <w:color w:val="2E5496"/>
+        </w:rPr>
+        <w:t>12.6 Secret rotation (summary)</w:t>
       </w:r>
     </w:p>
     <w:p>
@@ -13819,6 +14978,286 @@
           <w:sz w:val="20"/>
         </w:rPr>
         <w:t>Set GRAPH_BASE_URL / GRAPH_SCOPE / AZURE_AUTHORITY_HOST for these tenants so the connector writes to the correct cloud (see the Common Guide for shared endpoint details).</w:t>
+      </w:r>
+    </w:p>
+    <w:p>
+      <w:pPr>
+        <w:spacing w:after="20"/>
+        <w:keepNext/>
+      </w:pPr>
+      <w:r>
+        <w:rPr>
+          <w:b/>
+          <w:color w:val="1F3864"/>
+          <w:sz w:val="22"/>
+        </w:rPr>
+        <w:t>Dead-letter redaction (DEADLETTER_PAYLOAD_MODE)</w:t>
+      </w:r>
+    </w:p>
+    <w:p>
+      <w:pPr>
+        <w:spacing w:after="20"/>
+        <w:ind w:left="240"/>
+      </w:pPr>
+      <w:r>
+        <w:rPr>
+          <w:b/>
+          <w:color w:val="595959"/>
+          <w:sz w:val="19"/>
+        </w:rPr>
+        <w:t xml:space="preserve">What it is  </w:t>
+      </w:r>
+      <w:r>
+        <w:rPr>
+          <w:color w:val="202020"/>
+          <w:sz w:val="20"/>
+        </w:rPr>
+        <w:t>The default dead-letter mode (redacted) strips item property values and content before a failed record is written to disk, keeping only ids, object type, error text, ACLs, field names and sha256 hashes of the removed values; full instead keeps the raw request/response payloads.</w:t>
+      </w:r>
+    </w:p>
+    <w:p>
+      <w:pPr>
+        <w:spacing w:after="160"/>
+        <w:ind w:left="240"/>
+      </w:pPr>
+      <w:r>
+        <w:rPr>
+          <w:b/>
+          <w:color w:val="595959"/>
+          <w:sz w:val="19"/>
+        </w:rPr>
+        <w:t xml:space="preserve">Why it matters  </w:t>
+      </w:r>
+      <w:r>
+        <w:rPr>
+          <w:color w:val="202020"/>
+          <w:sz w:val="20"/>
+        </w:rPr>
+        <w:t>Raw CRM field values and PII no longer sit at rest in logs\failed_records_*.jsonl / dbo.DeadLetter by default. retry-failed re-fetches items from Salesforce, so redaction costs nothing at retry time, and an unrecognised value fails config-load naming the setting — a typo can never silently leave data in the clear.</w:t>
+      </w:r>
+    </w:p>
+    <w:p>
+      <w:pPr>
+        <w:spacing w:after="20"/>
+        <w:keepNext/>
+      </w:pPr>
+      <w:r>
+        <w:rPr>
+          <w:b/>
+          <w:color w:val="1F3864"/>
+          <w:sz w:val="22"/>
+        </w:rPr>
+        <w:t>Classification enforcement (advisory tag → ACL)</w:t>
+      </w:r>
+    </w:p>
+    <w:p>
+      <w:pPr>
+        <w:spacing w:after="20"/>
+        <w:ind w:left="240"/>
+      </w:pPr>
+      <w:r>
+        <w:rPr>
+          <w:b/>
+          <w:color w:val="595959"/>
+          <w:sz w:val="19"/>
+        </w:rPr>
+        <w:t xml:space="preserve">What it is  </w:t>
+      </w:r>
+      <w:r>
+        <w:rPr>
+          <w:color w:val="202020"/>
+          <w:sz w:val="20"/>
+        </w:rPr>
+        <w:t>An opt-in control (CLASSIFICATION_ENFORCE_ACL) that reads an advisory classification tag from a Salesforce field (CLASSIFICATION_FIELD) and, for top-tier values (CLASSIFICATION_RESTRICTED_VALUES), replaces the item's Graph ACL with a single grant to one Entra group (CLASSIFICATION_RESTRICTED_GROUP).</w:t>
+      </w:r>
+    </w:p>
+    <w:p>
+      <w:pPr>
+        <w:spacing w:after="160"/>
+        <w:ind w:left="240"/>
+      </w:pPr>
+      <w:r>
+        <w:rPr>
+          <w:b/>
+          <w:color w:val="595959"/>
+          <w:sz w:val="19"/>
+        </w:rPr>
+        <w:t xml:space="preserve">Why it matters  </w:t>
+      </w:r>
+      <w:r>
+        <w:rPr>
+          <w:color w:val="202020"/>
+          <w:sz w:val="20"/>
+        </w:rPr>
+        <w:t>The tag itself is advisory metadata — Purview-aligned in naming only, NOT a Purview-enforced label — and changes nothing on its own. Enforcement is a belt-and-braces ACL lock on the most sensitive records on top of the normal Salesforce-derived ACL, and is off unless both the flag and the group are set.</w:t>
+      </w:r>
+    </w:p>
+    <w:p>
+      <w:pPr>
+        <w:spacing w:after="20"/>
+        <w:keepNext/>
+      </w:pPr>
+      <w:r>
+        <w:rPr>
+          <w:b/>
+          <w:color w:val="1F3864"/>
+          <w:sz w:val="22"/>
+        </w:rPr>
+        <w:t>ACL scale guard (ACL_MAX_ACES)</w:t>
+      </w:r>
+    </w:p>
+    <w:p>
+      <w:pPr>
+        <w:spacing w:after="20"/>
+        <w:ind w:left="240"/>
+      </w:pPr>
+      <w:r>
+        <w:rPr>
+          <w:b/>
+          <w:color w:val="595959"/>
+          <w:sz w:val="19"/>
+        </w:rPr>
+        <w:t xml:space="preserve">What it is  </w:t>
+      </w:r>
+      <w:r>
+        <w:rPr>
+          <w:color w:val="202020"/>
+          <w:sz w:val="20"/>
+        </w:rPr>
+        <w:t>A safety net for per-user ACL expansion: when an item's ACL exceeds ACL_MAX_ACES entries the guard fires and, per ACL_SCALE_GUARD_ACTION, warns, swaps the ACL for a single group grant, or drops it to deny-everyone.</w:t>
+      </w:r>
+    </w:p>
+    <w:p>
+      <w:pPr>
+        <w:spacing w:after="160"/>
+        <w:ind w:left="240"/>
+      </w:pPr>
+      <w:r>
+        <w:rPr>
+          <w:b/>
+          <w:color w:val="595959"/>
+          <w:sz w:val="19"/>
+        </w:rPr>
+        <w:t xml:space="preserve">Why it matters  </w:t>
+      </w:r>
+      <w:r>
+        <w:rPr>
+          <w:color w:val="202020"/>
+          <w:sz w:val="20"/>
+        </w:rPr>
+        <w:t>A record shared to a huge role/group/queue can produce thousands of per-user ACEs and blow Graph's per-item ACL / 4 MB ceiling. The guard keeps such items ingestable and the max_item_ace_count metric makes the risk visible first; the durable fix for large orgs is USE_GROUP_ACL=true (the default), whose group-reference ACLs stay small.</w:t>
+      </w:r>
+    </w:p>
+    <w:p>
+      <w:pPr>
+        <w:spacing w:after="20"/>
+        <w:keepNext/>
+      </w:pPr>
+      <w:r>
+        <w:rPr>
+          <w:b/>
+          <w:color w:val="1F3864"/>
+          <w:sz w:val="22"/>
+        </w:rPr>
+        <w:t>Stale-index item TTL / expirationDateTime (GRAPH_ITEM_TTL_DAYS)</w:t>
+      </w:r>
+    </w:p>
+    <w:p>
+      <w:pPr>
+        <w:spacing w:after="20"/>
+        <w:ind w:left="240"/>
+      </w:pPr>
+      <w:r>
+        <w:rPr>
+          <w:b/>
+          <w:color w:val="595959"/>
+          <w:sz w:val="19"/>
+        </w:rPr>
+        <w:t xml:space="preserve">What it is  </w:t>
+      </w:r>
+      <w:r>
+        <w:rPr>
+          <w:color w:val="202020"/>
+          <w:sz w:val="20"/>
+        </w:rPr>
+        <w:t>When GRAPH_ITEM_TTL_DAYS &gt; 0, every ingested item is stamped with a top-level expirationDateTime of ingest time + TTL; Graph then auto-expires items that stop being refreshed. A healthy connector re-stamps every item on each crawl.</w:t>
+      </w:r>
+    </w:p>
+    <w:p>
+      <w:pPr>
+        <w:spacing w:after="160"/>
+        <w:ind w:left="240"/>
+      </w:pPr>
+      <w:r>
+        <w:rPr>
+          <w:b/>
+          <w:color w:val="595959"/>
+          <w:sz w:val="19"/>
+        </w:rPr>
+        <w:t xml:space="preserve">Why it matters  </w:t>
+      </w:r>
+      <w:r>
+        <w:rPr>
+          <w:color w:val="202020"/>
+          <w:sz w:val="20"/>
+        </w:rPr>
+        <w:t>If crawling stops after an outage, stale or over-permissioned content ages out of the index instead of being served forever. Choose a TTL several times the full-crawl cadence so a single missed crawl never expires live content; unset/0 keeps today's never-expire behaviour.</w:t>
+      </w:r>
+    </w:p>
+    <w:p>
+      <w:pPr>
+        <w:spacing w:after="20"/>
+        <w:keepNext/>
+      </w:pPr>
+      <w:r>
+        <w:rPr>
+          <w:b/>
+          <w:color w:val="1F3864"/>
+          <w:sz w:val="22"/>
+        </w:rPr>
+        <w:t>Decision ledger (DECISION_LEDGER)</w:t>
+      </w:r>
+    </w:p>
+    <w:p>
+      <w:pPr>
+        <w:spacing w:after="20"/>
+        <w:ind w:left="240"/>
+      </w:pPr>
+      <w:r>
+        <w:rPr>
+          <w:b/>
+          <w:color w:val="595959"/>
+          <w:sz w:val="19"/>
+        </w:rPr>
+        <w:t xml:space="preserve">What it is  </w:t>
+      </w:r>
+      <w:r>
+        <w:rPr>
+          <w:color w:val="202020"/>
+          <w:sz w:val="20"/>
+        </w:rPr>
+        <w:t>An opt-in, append-only, SHA-256 hash-chained record (logs\decision_ledger_{CONNECTOR_ID}.jsonl) of access-affecting decisions only — classification ACL restrictions and ACL scale-guard group/fallback drops (ids, decision and reason; no CRM content or PII). Its Verify() step detects any edit, reorder or deletion.</w:t>
+      </w:r>
+    </w:p>
+    <w:p>
+      <w:pPr>
+        <w:spacing w:after="160"/>
+        <w:ind w:left="240"/>
+      </w:pPr>
+      <w:r>
+        <w:rPr>
+          <w:b/>
+          <w:color w:val="595959"/>
+          <w:sz w:val="19"/>
+        </w:rPr>
+        <w:t xml:space="preserve">Why it matters  </w:t>
+      </w:r>
+      <w:r>
+        <w:rPr>
+          <w:color w:val="202020"/>
+          <w:sz w:val="20"/>
+        </w:rPr>
+        <w:t>Gives a tamper-evident audit trail of the deliberate access restrictions the connector made, suitable as a compliance record. It is low-volume (ordinary items are never recorded) and off by default (byte-identical to before when unset).</w:t>
       </w:r>
     </w:p>
     <w:sectPr>

--- a/Operator_Guides/01_Salesforce_Connector_Guide.docx
+++ b/Operator_Guides/01_Salesforce_Connector_Guide.docx
@@ -155,7 +155,7 @@
                 <w:color w:val="202020"/>
                 <w:sz w:val="20"/>
               </w:rPr>
-              <w:t>1.1</w:t>
+              <w:t>1.2</w:t>
             </w:r>
           </w:p>
         </w:tc>
@@ -187,7 +187,7 @@
                 <w:color w:val="202020"/>
                 <w:sz w:val="20"/>
               </w:rPr>
-              <w:t>18 July 2026 (bank-grade hardening release)</w:t>
+              <w:t>20 July 2026 (adversarial hardening release)</w:t>
             </w:r>
           </w:p>
         </w:tc>
@@ -408,7 +408,7 @@
                 <w:b/>
                 <w:color w:val="2E5496"/>
               </w:rPr>
-              <w:t xml:space="preserve">What changed in this release — safe defaults: </w:t>
+              <w:t xml:space="preserve">What changed in this release — adversarial hardening: </w:t>
             </w:r>
             <w:r>
               <w:rPr>
@@ -423,6 +423,216 @@
                 <w:color w:val="202020"/>
                 <w:sz w:val="20"/>
               </w:rPr>
+              <w:t>1.2</w:t>
+            </w:r>
+            <w:r>
+              <w:rPr>
+                <w:color w:val="202020"/>
+                <w:sz w:val="20"/>
+              </w:rPr>
+              <w:t xml:space="preserve"> release is the adversarial hardening pass (rounds 7-10). For this connector the headline is </w:t>
+            </w:r>
+            <w:r>
+              <w:rPr>
+                <w:b/>
+                <w:color w:val="202020"/>
+                <w:sz w:val="20"/>
+              </w:rPr>
+              <w:t>field-level security (FLS)</w:t>
+            </w:r>
+            <w:r>
+              <w:rPr>
+                <w:color w:val="202020"/>
+                <w:sz w:val="20"/>
+              </w:rPr>
+              <w:t xml:space="preserve">, new since 1.1 and enforced </w:t>
+            </w:r>
+            <w:r>
+              <w:rPr>
+                <w:b/>
+                <w:color w:val="202020"/>
+                <w:sz w:val="20"/>
+              </w:rPr>
+              <w:t>by default</w:t>
+            </w:r>
+            <w:r>
+              <w:rPr>
+                <w:color w:val="202020"/>
+                <w:sz w:val="20"/>
+              </w:rPr>
+              <w:t xml:space="preserve">: the connector now fetches field read permissions from Salesforce and drops, from both the Graph properties </w:t>
+            </w:r>
+            <w:r>
+              <w:rPr>
+                <w:b/>
+                <w:color w:val="202020"/>
+                <w:sz w:val="20"/>
+              </w:rPr>
+              <w:t>and</w:t>
+            </w:r>
+            <w:r>
+              <w:rPr>
+                <w:color w:val="202020"/>
+                <w:sz w:val="20"/>
+              </w:rPr>
+              <w:t xml:space="preserve"> the searchable content body, any field not readable by every principal in scope (§5.7, §12.7). As part of closing the FLS work, </w:t>
+            </w:r>
+            <w:r>
+              <w:rPr>
+                <w:b/>
+                <w:color w:val="202020"/>
+                <w:sz w:val="20"/>
+              </w:rPr>
+              <w:t>compound fields (BillingAddress and friends) are no longer queried at all</w:t>
+            </w:r>
+            <w:r>
+              <w:rPr>
+                <w:color w:val="202020"/>
+                <w:sz w:val="20"/>
+              </w:rPr>
+              <w:t xml:space="preserve"> — address components are selected individually, each gated by its own FieldPermissions under its literal name, and reassembled per the schema's </w:t>
+            </w:r>
+            <w:r>
+              <w:rPr>
+                <w:rFonts w:ascii="Consolas" w:hAnsi="Consolas"/>
+                <w:color w:val="202020"/>
+                <w:sz w:val="19"/>
+              </w:rPr>
+              <w:t>addressFields</w:t>
+            </w:r>
+            <w:r>
+              <w:rPr>
+                <w:color w:val="202020"/>
+                <w:sz w:val="20"/>
+              </w:rPr>
+              <w:t xml:space="preserve"> map; an earlier name-inferring compound fix was </w:t>
+            </w:r>
+            <w:r>
+              <w:rPr>
+                <w:b/>
+                <w:color w:val="202020"/>
+                <w:sz w:val="20"/>
+              </w:rPr>
+              <w:t>deleted as unsound</w:t>
+            </w:r>
+            <w:r>
+              <w:rPr>
+                <w:color w:val="202020"/>
+                <w:sz w:val="20"/>
+              </w:rPr>
+              <w:t xml:space="preserve"> rather than patched, after it was shown to cause data loss on Person-Accounts orgs while still leaking. The manual </w:t>
+            </w:r>
+            <w:r>
+              <w:rPr>
+                <w:rFonts w:ascii="Consolas" w:hAnsi="Consolas"/>
+                <w:color w:val="202020"/>
+                <w:sz w:val="19"/>
+              </w:rPr>
+              <w:t>flsFields</w:t>
+            </w:r>
+            <w:r>
+              <w:rPr>
+                <w:color w:val="202020"/>
+                <w:sz w:val="20"/>
+              </w:rPr>
+              <w:t xml:space="preserve"> lever now matches </w:t>
+            </w:r>
+            <w:r>
+              <w:rPr>
+                <w:b/>
+                <w:color w:val="202020"/>
+                <w:sz w:val="20"/>
+              </w:rPr>
+              <w:t>case-insensitively</w:t>
+            </w:r>
+            <w:r>
+              <w:rPr>
+                <w:color w:val="202020"/>
+                <w:sz w:val="20"/>
+              </w:rPr>
+              <w:t xml:space="preserve"> (a casing typo used to be a silent no-op that leaked the field in full) and no longer emits undeclared null properties to Graph. The test suite now stands at </w:t>
+            </w:r>
+            <w:r>
+              <w:rPr>
+                <w:b/>
+                <w:color w:val="202020"/>
+                <w:sz w:val="20"/>
+              </w:rPr>
+              <w:t>1,206 tests</w:t>
+            </w:r>
+            <w:r>
+              <w:rPr>
+                <w:color w:val="202020"/>
+                <w:sz w:val="20"/>
+              </w:rPr>
+              <w:t xml:space="preserve">. Full details, including what was tried and reverted across the fleet, are in the </w:t>
+            </w:r>
+            <w:r>
+              <w:rPr>
+                <w:b/>
+                <w:color w:val="202020"/>
+                <w:sz w:val="20"/>
+              </w:rPr>
+              <w:t>Release Notes — Hardening Programme (CONN-DOC-REL-01, v2.0)</w:t>
+            </w:r>
+            <w:r>
+              <w:rPr>
+                <w:color w:val="202020"/>
+                <w:sz w:val="20"/>
+              </w:rPr>
+              <w:t>.</w:t>
+            </w:r>
+          </w:p>
+        </w:tc>
+      </w:tr>
+    </w:tbl>
+    <w:p>
+      <w:pPr>
+        <w:spacing w:after="40"/>
+      </w:pPr>
+    </w:p>
+    <w:tbl>
+      <w:tblPr>
+        <w:tblW w:type="auto" w:w="0"/>
+        <w:tblLayout w:type="fixed"/>
+        <w:tblLook w:firstColumn="1" w:firstRow="1" w:lastColumn="0" w:lastRow="0" w:noHBand="0" w:noVBand="1" w:val="04A0"/>
+      </w:tblPr>
+      <w:tblGrid>
+        <w:gridCol w:w="9360"/>
+      </w:tblGrid>
+      <w:tr>
+        <w:tc>
+          <w:tcPr>
+            <w:tcW w:type="dxa" w:w="9360"/>
+            <w:shd w:val="clear" w:color="auto" w:fill="EAF0FA"/>
+            <w:tcBorders>
+              <w:top w:val="single" w:sz="4" w:space="0" w:color="2E5496"/>
+              <w:left w:val="single" w:sz="24" w:space="0" w:color="2E5496"/>
+              <w:bottom w:val="single" w:sz="4" w:space="0" w:color="2E5496"/>
+              <w:right w:val="single" w:sz="4" w:space="0" w:color="2E5496"/>
+            </w:tcBorders>
+          </w:tcPr>
+          <w:p>
+            <w:r>
+              <w:rPr>
+                <w:b/>
+                <w:color w:val="2E5496"/>
+              </w:rPr>
+              <w:t xml:space="preserve">Carried forward from 1.1 — safe defaults: </w:t>
+            </w:r>
+            <w:r>
+              <w:rPr>
+                <w:color w:val="202020"/>
+                <w:sz w:val="20"/>
+              </w:rPr>
+              <w:t xml:space="preserve">Carried forward from </w:t>
+            </w:r>
+            <w:r>
+              <w:rPr>
+                <w:b/>
+                <w:color w:val="202020"/>
+                <w:sz w:val="20"/>
+              </w:rPr>
               <w:t>1.1</w:t>
             </w:r>
             <w:r>
@@ -430,7 +640,7 @@
                 <w:color w:val="202020"/>
                 <w:sz w:val="20"/>
               </w:rPr>
-              <w:t xml:space="preserve"> release ships bank-grade hardening. Two behaviour-changing </w:t>
+              <w:t xml:space="preserve"> (bank-grade hardening): two behaviour-changing </w:t>
             </w:r>
             <w:r>
               <w:rPr>
@@ -2017,13 +2227,13 @@
           <w:b/>
           <w:color w:val="202020"/>
         </w:rPr>
-        <w:t>899 automated tests</w:t>
-      </w:r>
-      <w:r>
-        <w:rPr>
-          <w:color w:val="202020"/>
-        </w:rPr>
-        <w:t>), and its defining feature is the Salesforce sharing-model to ACL engine covered next.</w:t>
+        <w:t>1,206 automated tests</w:t>
+      </w:r>
+      <w:r>
+        <w:rPr>
+          <w:color w:val="202020"/>
+        </w:rPr>
+        <w:t>, all green as of 20 July 2026), and its defining feature is the Salesforce sharing-model to ACL engine covered next.</w:t>
       </w:r>
     </w:p>
     <w:p>
@@ -4256,7 +4466,7 @@
                 <w:color w:val="202020"/>
                 <w:sz w:val="19"/>
               </w:rPr>
-              <w:t>BillingAddress / MailingAddress</w:t>
+              <w:t>BillingStreet, BillingCity, … (address components)</w:t>
             </w:r>
           </w:p>
         </w:tc>
@@ -4301,7 +4511,7 @@
                 <w:color w:val="202020"/>
                 <w:sz w:val="19"/>
               </w:rPr>
-              <w:t>Compound address serialised to one string.</w:t>
+              <w:t>Components selected individually, each FLS-gated, then reassembled (§5.7). The compound (BillingAddress) is never queried.</w:t>
             </w:r>
           </w:p>
         </w:tc>
@@ -4462,7 +4672,7 @@
           <w:color w:val="202020"/>
           <w:sz w:val="19"/>
         </w:rPr>
-        <w:t>_sf_BillingAddress</w:t>
+        <w:t>_sf_BillingStreet</w:t>
       </w:r>
       <w:r>
         <w:rPr>
@@ -4522,7 +4732,21 @@
         <w:rPr>
           <w:color w:val="202020"/>
         </w:rPr>
-        <w:t xml:space="preserve">, a consolidated </w:t>
+        <w:t xml:space="preserve"> (assembled from the individually-selected address components per the schema's </w:t>
+      </w:r>
+      <w:r>
+        <w:rPr>
+          <w:rFonts w:ascii="Consolas" w:hAnsi="Consolas"/>
+          <w:color w:val="202020"/>
+          <w:sz w:val="19"/>
+        </w:rPr>
+        <w:t>addressFields</w:t>
+      </w:r>
+      <w:r>
+        <w:rPr>
+          <w:color w:val="202020"/>
+        </w:rPr>
+        <w:t xml:space="preserve"> map), a consolidated </w:t>
       </w:r>
       <w:r>
         <w:rPr>
@@ -4561,7 +4785,20 @@
         <w:rPr>
           <w:color w:val="202020"/>
         </w:rPr>
-        <w:t xml:space="preserve"> so it is still discoverable by keyword search.</w:t>
+        <w:t xml:space="preserve"> so it is still discoverable by keyword search — which is why field-level security (§5.7) gates </w:t>
+      </w:r>
+      <w:r>
+        <w:rPr>
+          <w:b/>
+          <w:color w:val="202020"/>
+        </w:rPr>
+        <w:t>both</w:t>
+      </w:r>
+      <w:r>
+        <w:rPr>
+          <w:color w:val="202020"/>
+        </w:rPr>
+        <w:t xml:space="preserve"> routes, the properties and the content body.</w:t>
       </w:r>
     </w:p>
     <w:p>
@@ -5080,6 +5317,1455 @@
         </w:rPr>
         <w:t>.</w:t>
       </w:r>
+    </w:p>
+    <w:p>
+      <w:pPr>
+        <w:pStyle w:val="Heading2"/>
+      </w:pPr>
+      <w:r>
+        <w:rPr>
+          <w:color w:val="2E5496"/>
+        </w:rPr>
+        <w:t>5.7 Field-level security (FLS) — new in this release, on by default</w:t>
+      </w:r>
+    </w:p>
+    <w:p>
+      <w:pPr>
+        <w:spacing w:after="120"/>
+      </w:pPr>
+      <w:r>
+        <w:rPr>
+          <w:color w:val="202020"/>
+        </w:rPr>
+        <w:t xml:space="preserve">Record-level trimming (§5.3-§5.4) decides </w:t>
+      </w:r>
+      <w:r>
+        <w:rPr>
+          <w:b/>
+          <w:color w:val="202020"/>
+        </w:rPr>
+        <w:t>which records</w:t>
+      </w:r>
+      <w:r>
+        <w:rPr>
+          <w:color w:val="202020"/>
+        </w:rPr>
+        <w:t xml:space="preserve"> a user can see. Salesforce additionally hides </w:t>
+      </w:r>
+      <w:r>
+        <w:rPr>
+          <w:b/>
+          <w:color w:val="202020"/>
+        </w:rPr>
+        <w:t>individual fields</w:t>
+      </w:r>
+      <w:r>
+        <w:rPr>
+          <w:color w:val="202020"/>
+        </w:rPr>
+        <w:t xml:space="preserve"> from individual users (field-level security — compensation, margin and similar). Until this release the connector did not evaluate FLS at all: a user permitted to see a record saw </w:t>
+      </w:r>
+      <w:r>
+        <w:rPr>
+          <w:b/>
+          <w:color w:val="202020"/>
+        </w:rPr>
+        <w:t>every</w:t>
+      </w:r>
+      <w:r>
+        <w:rPr>
+          <w:color w:val="202020"/>
+        </w:rPr>
+        <w:t xml:space="preserve"> indexed field on it. The connector now fetches field read permissions from Salesforce (</w:t>
+      </w:r>
+      <w:r>
+        <w:rPr>
+          <w:rFonts w:ascii="Consolas" w:hAnsi="Consolas"/>
+          <w:color w:val="202020"/>
+          <w:sz w:val="19"/>
+        </w:rPr>
+        <w:t>FieldPermissions</w:t>
+      </w:r>
+      <w:r>
+        <w:rPr>
+          <w:color w:val="202020"/>
+        </w:rPr>
+        <w:t xml:space="preserve">, with a </w:t>
+      </w:r>
+      <w:r>
+        <w:rPr>
+          <w:rFonts w:ascii="Consolas" w:hAnsi="Consolas"/>
+          <w:color w:val="202020"/>
+          <w:sz w:val="19"/>
+        </w:rPr>
+        <w:t>describe</w:t>
+      </w:r>
+      <w:r>
+        <w:rPr>
+          <w:color w:val="202020"/>
+        </w:rPr>
+        <w:t xml:space="preserve"> fallback for orgs that deny access to it), caches them for </w:t>
+      </w:r>
+      <w:r>
+        <w:rPr>
+          <w:rFonts w:ascii="Consolas" w:hAnsi="Consolas"/>
+          <w:color w:val="202020"/>
+          <w:sz w:val="19"/>
+        </w:rPr>
+        <w:t>FLS_CACHE_TTL_HOURS</w:t>
+      </w:r>
+      <w:r>
+        <w:rPr>
+          <w:color w:val="202020"/>
+        </w:rPr>
+        <w:t xml:space="preserve"> (default 24), and enforces them on </w:t>
+      </w:r>
+      <w:r>
+        <w:rPr>
+          <w:b/>
+          <w:color w:val="202020"/>
+        </w:rPr>
+        <w:t>both</w:t>
+      </w:r>
+      <w:r>
+        <w:rPr>
+          <w:color w:val="202020"/>
+        </w:rPr>
+        <w:t xml:space="preserve"> routes a value can take into the index — the Graph </w:t>
+      </w:r>
+      <w:r>
+        <w:rPr>
+          <w:b/>
+          <w:color w:val="202020"/>
+        </w:rPr>
+        <w:t>properties</w:t>
+      </w:r>
+      <w:r>
+        <w:rPr>
+          <w:color w:val="202020"/>
+        </w:rPr>
+        <w:t xml:space="preserve"> and the searchable </w:t>
+      </w:r>
+      <w:r>
+        <w:rPr>
+          <w:b/>
+          <w:color w:val="202020"/>
+        </w:rPr>
+        <w:t>content body</w:t>
+      </w:r>
+      <w:r>
+        <w:rPr>
+          <w:color w:val="202020"/>
+        </w:rPr>
+        <w:t>. Enforcement is on by default (</w:t>
+      </w:r>
+      <w:r>
+        <w:rPr>
+          <w:rFonts w:ascii="Consolas" w:hAnsi="Consolas"/>
+          <w:color w:val="202020"/>
+          <w:sz w:val="19"/>
+        </w:rPr>
+        <w:t>FLS_ENFORCEMENT=true</w:t>
+      </w:r>
+      <w:r>
+        <w:rPr>
+          <w:color w:val="202020"/>
+        </w:rPr>
+        <w:t xml:space="preserve">); the variables are in §12.7 and the full design is in the repository's </w:t>
+      </w:r>
+      <w:r>
+        <w:rPr>
+          <w:rFonts w:ascii="Consolas" w:hAnsi="Consolas"/>
+          <w:color w:val="202020"/>
+          <w:sz w:val="19"/>
+        </w:rPr>
+        <w:t>docs/FLS.md</w:t>
+      </w:r>
+      <w:r>
+        <w:rPr>
+          <w:color w:val="202020"/>
+        </w:rPr>
+        <w:t>.</w:t>
+      </w:r>
+    </w:p>
+    <w:p>
+      <w:pPr>
+        <w:spacing w:after="120"/>
+      </w:pPr>
+      <w:r>
+        <w:rPr>
+          <w:b/>
+          <w:color w:val="202020"/>
+        </w:rPr>
+        <w:t>The decision rule.</w:t>
+      </w:r>
+      <w:r>
+        <w:rPr>
+          <w:color w:val="202020"/>
+        </w:rPr>
+        <w:t xml:space="preserve"> A Graph external item carries </w:t>
+      </w:r>
+      <w:r>
+        <w:rPr>
+          <w:b/>
+          <w:color w:val="202020"/>
+        </w:rPr>
+        <w:t>one</w:t>
+      </w:r>
+      <w:r>
+        <w:rPr>
+          <w:color w:val="202020"/>
+        </w:rPr>
+        <w:t xml:space="preserve"> property set and </w:t>
+      </w:r>
+      <w:r>
+        <w:rPr>
+          <w:b/>
+          <w:color w:val="202020"/>
+        </w:rPr>
+        <w:t>one</w:t>
+      </w:r>
+      <w:r>
+        <w:rPr>
+          <w:color w:val="202020"/>
+        </w:rPr>
+        <w:t xml:space="preserve"> content body shared by every principal on its ACL — there is no way to show a field to one ACL member and hide it from another. So under the default </w:t>
+      </w:r>
+      <w:r>
+        <w:rPr>
+          <w:rFonts w:ascii="Consolas" w:hAnsi="Consolas"/>
+          <w:color w:val="202020"/>
+          <w:sz w:val="19"/>
+        </w:rPr>
+        <w:t>FLS_MODE=strict</w:t>
+      </w:r>
+      <w:r>
+        <w:rPr>
+          <w:color w:val="202020"/>
+        </w:rPr>
+        <w:t xml:space="preserve">, a field readable by </w:t>
+      </w:r>
+      <w:r>
+        <w:rPr>
+          <w:b/>
+          <w:color w:val="202020"/>
+        </w:rPr>
+        <w:t>some but not all</w:t>
+      </w:r>
+      <w:r>
+        <w:rPr>
+          <w:color w:val="202020"/>
+        </w:rPr>
+        <w:t xml:space="preserve"> principals in scope is </w:t>
+      </w:r>
+      <w:r>
+        <w:rPr>
+          <w:b/>
+          <w:color w:val="202020"/>
+        </w:rPr>
+        <w:t>dropped</w:t>
+      </w:r>
+      <w:r>
+        <w:rPr>
+          <w:color w:val="202020"/>
+        </w:rPr>
+        <w:t xml:space="preserve"> (the least-privilege union). </w:t>
+      </w:r>
+      <w:r>
+        <w:rPr>
+          <w:rFonts w:ascii="Consolas" w:hAnsi="Consolas"/>
+          <w:color w:val="202020"/>
+          <w:sz w:val="19"/>
+        </w:rPr>
+        <w:t>FLS_MODE=permissive</w:t>
+      </w:r>
+      <w:r>
+        <w:rPr>
+          <w:color w:val="202020"/>
+        </w:rPr>
+        <w:t xml:space="preserve"> drops only fields </w:t>
+      </w:r>
+      <w:r>
+        <w:rPr>
+          <w:b/>
+          <w:color w:val="202020"/>
+        </w:rPr>
+        <w:t>no</w:t>
+      </w:r>
+      <w:r>
+        <w:rPr>
+          <w:color w:val="202020"/>
+        </w:rPr>
+        <w:t xml:space="preserve"> principal can read — a documented, deliberately weaker escape hatch that </w:t>
+      </w:r>
+      <w:r>
+        <w:rPr>
+          <w:b/>
+          <w:color w:val="202020"/>
+        </w:rPr>
+        <w:t>can expose a field to a principal Salesforce would deny</w:t>
+      </w:r>
+      <w:r>
+        <w:rPr>
+          <w:color w:val="202020"/>
+        </w:rPr>
+        <w:t xml:space="preserve">; treat it as an accepted risk, never a default. Fields with no </w:t>
+      </w:r>
+      <w:r>
+        <w:rPr>
+          <w:rFonts w:ascii="Consolas" w:hAnsi="Consolas"/>
+          <w:color w:val="202020"/>
+          <w:sz w:val="19"/>
+        </w:rPr>
+        <w:t>FieldPermissions</w:t>
+      </w:r>
+      <w:r>
+        <w:rPr>
+          <w:color w:val="202020"/>
+        </w:rPr>
+        <w:t xml:space="preserve"> rows at all (</w:t>
+      </w:r>
+      <w:r>
+        <w:rPr>
+          <w:rFonts w:ascii="Consolas" w:hAnsi="Consolas"/>
+          <w:color w:val="202020"/>
+          <w:sz w:val="19"/>
+        </w:rPr>
+        <w:t>Id</w:t>
+      </w:r>
+      <w:r>
+        <w:rPr>
+          <w:color w:val="202020"/>
+        </w:rPr>
+        <w:t xml:space="preserve">, </w:t>
+      </w:r>
+      <w:r>
+        <w:rPr>
+          <w:rFonts w:ascii="Consolas" w:hAnsi="Consolas"/>
+          <w:color w:val="202020"/>
+          <w:sz w:val="19"/>
+        </w:rPr>
+        <w:t>Name</w:t>
+      </w:r>
+      <w:r>
+        <w:rPr>
+          <w:color w:val="202020"/>
+        </w:rPr>
+        <w:t>, …) are not FLS-governed and are never dropped on FLS grounds, so strict does not degenerate into dropping everything.</w:t>
+      </w:r>
+    </w:p>
+    <w:p>
+      <w:pPr>
+        <w:spacing w:after="120"/>
+      </w:pPr>
+      <w:r>
+        <w:rPr>
+          <w:b/>
+          <w:color w:val="202020"/>
+        </w:rPr>
+        <w:t>Compound fields are no longer queried — at all.</w:t>
+      </w:r>
+      <w:r>
+        <w:rPr>
+          <w:color w:val="202020"/>
+        </w:rPr>
+        <w:t xml:space="preserve"> A Salesforce compound (e.g. </w:t>
+      </w:r>
+      <w:r>
+        <w:rPr>
+          <w:rFonts w:ascii="Consolas" w:hAnsi="Consolas"/>
+          <w:color w:val="202020"/>
+          <w:sz w:val="19"/>
+        </w:rPr>
+        <w:t>BillingAddress</w:t>
+      </w:r>
+      <w:r>
+        <w:rPr>
+          <w:color w:val="202020"/>
+        </w:rPr>
+        <w:t>) is assembled from component fields (</w:t>
+      </w:r>
+      <w:r>
+        <w:rPr>
+          <w:rFonts w:ascii="Consolas" w:hAnsi="Consolas"/>
+          <w:color w:val="202020"/>
+          <w:sz w:val="19"/>
+        </w:rPr>
+        <w:t>BillingStreet</w:t>
+      </w:r>
+      <w:r>
+        <w:rPr>
+          <w:color w:val="202020"/>
+        </w:rPr>
+        <w:t xml:space="preserve">, </w:t>
+      </w:r>
+      <w:r>
+        <w:rPr>
+          <w:rFonts w:ascii="Consolas" w:hAnsi="Consolas"/>
+          <w:color w:val="202020"/>
+          <w:sz w:val="19"/>
+        </w:rPr>
+        <w:t>BillingCity</w:t>
+      </w:r>
+      <w:r>
+        <w:rPr>
+          <w:color w:val="202020"/>
+        </w:rPr>
+        <w:t xml:space="preserve">, …). </w:t>
+      </w:r>
+      <w:r>
+        <w:rPr>
+          <w:rFonts w:ascii="Consolas" w:hAnsi="Consolas"/>
+          <w:color w:val="202020"/>
+          <w:sz w:val="19"/>
+        </w:rPr>
+        <w:t>FieldPermissions</w:t>
+      </w:r>
+      <w:r>
+        <w:rPr>
+          <w:color w:val="202020"/>
+        </w:rPr>
+        <w:t xml:space="preserve"> governs only the </w:t>
+      </w:r>
+      <w:r>
+        <w:rPr>
+          <w:b/>
+          <w:color w:val="202020"/>
+        </w:rPr>
+        <w:t>components</w:t>
+      </w:r>
+      <w:r>
+        <w:rPr>
+          <w:color w:val="202020"/>
+        </w:rPr>
+        <w:t xml:space="preserve">; the compound itself carries no permission rows, so a compound value can never be FLS-checked. </w:t>
+      </w:r>
+      <w:r>
+        <w:rPr>
+          <w:rFonts w:ascii="Consolas" w:hAnsi="Consolas"/>
+          <w:color w:val="202020"/>
+          <w:sz w:val="19"/>
+        </w:rPr>
+        <w:t>config/schema.json</w:t>
+      </w:r>
+      <w:r>
+        <w:rPr>
+          <w:color w:val="202020"/>
+        </w:rPr>
+        <w:t xml:space="preserve"> therefore now selects the address </w:t>
+      </w:r>
+      <w:r>
+        <w:rPr>
+          <w:b/>
+          <w:color w:val="202020"/>
+        </w:rPr>
+        <w:t>components individually</w:t>
+      </w:r>
+      <w:r>
+        <w:rPr>
+          <w:color w:val="202020"/>
+        </w:rPr>
+        <w:t xml:space="preserve"> — each carries real </w:t>
+      </w:r>
+      <w:r>
+        <w:rPr>
+          <w:rFonts w:ascii="Consolas" w:hAnsi="Consolas"/>
+          <w:color w:val="202020"/>
+          <w:sz w:val="19"/>
+        </w:rPr>
+        <w:t>FieldPermissions</w:t>
+      </w:r>
+      <w:r>
+        <w:rPr>
+          <w:color w:val="202020"/>
+        </w:rPr>
+        <w:t xml:space="preserve"> evidence and is gated by its </w:t>
+      </w:r>
+      <w:r>
+        <w:rPr>
+          <w:b/>
+          <w:color w:val="202020"/>
+        </w:rPr>
+        <w:t>literal name</w:t>
+      </w:r>
+      <w:r>
+        <w:rPr>
+          <w:color w:val="202020"/>
+        </w:rPr>
+        <w:t xml:space="preserve"> — and a per-object </w:t>
+      </w:r>
+      <w:r>
+        <w:rPr>
+          <w:rFonts w:ascii="Consolas" w:hAnsi="Consolas"/>
+          <w:color w:val="202020"/>
+          <w:sz w:val="19"/>
+        </w:rPr>
+        <w:t>addressFields</w:t>
+      </w:r>
+      <w:r>
+        <w:rPr>
+          <w:color w:val="202020"/>
+        </w:rPr>
+        <w:t xml:space="preserve"> map declares how they are reassembled into the displayed address. When nothing is restricted the assembled text is byte-identical to the old compound serialisation; a restricted component simply vanishes from it. Anything still compound-shaped (a custom address compound, a geolocation, a Person-Account address, or an operator config that still lists a compound) </w:t>
+      </w:r>
+      <w:r>
+        <w:rPr>
+          <w:b/>
+          <w:color w:val="202020"/>
+        </w:rPr>
+        <w:t>fails closed</w:t>
+      </w:r>
+      <w:r>
+        <w:rPr>
+          <w:color w:val="202020"/>
+        </w:rPr>
+        <w:t xml:space="preserve">: it is indexed by no route, and the connector logs a warning naming the field and pointing at </w:t>
+      </w:r>
+      <w:r>
+        <w:rPr>
+          <w:rFonts w:ascii="Consolas" w:hAnsi="Consolas"/>
+          <w:color w:val="202020"/>
+          <w:sz w:val="19"/>
+        </w:rPr>
+        <w:t>addressFields</w:t>
+      </w:r>
+      <w:r>
+        <w:rPr>
+          <w:color w:val="202020"/>
+        </w:rPr>
+        <w:t>.</w:t>
+      </w:r>
+    </w:p>
+    <w:tbl>
+      <w:tblPr>
+        <w:tblW w:type="auto" w:w="0"/>
+        <w:tblLayout w:type="fixed"/>
+        <w:tblLook w:firstColumn="1" w:firstRow="1" w:lastColumn="0" w:lastRow="0" w:noHBand="0" w:noVBand="1" w:val="04A0"/>
+      </w:tblPr>
+      <w:tblGrid>
+        <w:gridCol w:w="9360"/>
+      </w:tblGrid>
+      <w:tr>
+        <w:tc>
+          <w:tcPr>
+            <w:tcW w:type="dxa" w:w="9360"/>
+            <w:shd w:val="clear" w:color="auto" w:fill="EAF0FA"/>
+            <w:tcBorders>
+              <w:top w:val="single" w:sz="4" w:space="0" w:color="2E5496"/>
+              <w:left w:val="single" w:sz="24" w:space="0" w:color="2E5496"/>
+              <w:bottom w:val="single" w:sz="4" w:space="0" w:color="2E5496"/>
+              <w:right w:val="single" w:sz="4" w:space="0" w:color="2E5496"/>
+            </w:tcBorders>
+          </w:tcPr>
+          <w:p>
+            <w:r>
+              <w:rPr>
+                <w:b/>
+                <w:color w:val="2E5496"/>
+              </w:rPr>
+              <w:t xml:space="preserve">Why the compound feature was removed, not patched: </w:t>
+            </w:r>
+            <w:r>
+              <w:rPr>
+                <w:color w:val="202020"/>
+                <w:sz w:val="20"/>
+              </w:rPr>
+              <w:t xml:space="preserve">An earlier fix that </w:t>
+            </w:r>
+            <w:r>
+              <w:rPr>
+                <w:b/>
+                <w:color w:val="202020"/>
+                <w:sz w:val="20"/>
+              </w:rPr>
+              <w:t>inferred</w:t>
+            </w:r>
+            <w:r>
+              <w:rPr>
+                <w:color w:val="202020"/>
+                <w:sz w:val="20"/>
+              </w:rPr>
+              <w:t xml:space="preserve"> a compound's components from field names was </w:t>
+            </w:r>
+            <w:r>
+              <w:rPr>
+                <w:b/>
+                <w:color w:val="202020"/>
+                <w:sz w:val="20"/>
+              </w:rPr>
+              <w:t>deleted as unsound</w:t>
+            </w:r>
+            <w:r>
+              <w:rPr>
+                <w:color w:val="202020"/>
+                <w:sz w:val="20"/>
+              </w:rPr>
+              <w:t xml:space="preserve"> rather than patched: on a Person-Accounts org it dropped </w:t>
+            </w:r>
+            <w:r>
+              <w:rPr>
+                <w:rFonts w:ascii="Consolas" w:hAnsi="Consolas"/>
+                <w:color w:val="202020"/>
+                <w:sz w:val="19"/>
+              </w:rPr>
+              <w:t>Account.Name</w:t>
+            </w:r>
+            <w:r>
+              <w:rPr>
+                <w:color w:val="202020"/>
+                <w:sz w:val="20"/>
+              </w:rPr>
+              <w:t xml:space="preserve"> for every account in the org when any name component was restricted (catastrophic data loss), and it never covered the relationship sub-fields it claimed to. The shipped design has no inference anywhere — every gate reads real permission rows under a literal field name — so that failure mode has no mechanism by which to return.</w:t>
+            </w:r>
+          </w:p>
+        </w:tc>
+      </w:tr>
+    </w:tbl>
+    <w:p>
+      <w:pPr>
+        <w:spacing w:after="40"/>
+      </w:pPr>
+    </w:p>
+    <w:p>
+      <w:pPr>
+        <w:spacing w:after="120"/>
+      </w:pPr>
+      <w:r>
+        <w:rPr>
+          <w:b/>
+          <w:color w:val="202020"/>
+        </w:rPr>
+        <w:t>Aliases are gated as a closure.</w:t>
+      </w:r>
+      <w:r>
+        <w:rPr>
+          <w:color w:val="202020"/>
+        </w:rPr>
+        <w:t xml:space="preserve"> Some fields feed more than one property — </w:t>
+      </w:r>
+      <w:r>
+        <w:rPr>
+          <w:rFonts w:ascii="Consolas" w:hAnsi="Consolas"/>
+          <w:color w:val="202020"/>
+          <w:sz w:val="19"/>
+        </w:rPr>
+        <w:t>CreatedById</w:t>
+      </w:r>
+      <w:r>
+        <w:rPr>
+          <w:color w:val="202020"/>
+        </w:rPr>
+        <w:t xml:space="preserve"> feeds both </w:t>
+      </w:r>
+      <w:r>
+        <w:rPr>
+          <w:rFonts w:ascii="Consolas" w:hAnsi="Consolas"/>
+          <w:color w:val="202020"/>
+          <w:sz w:val="19"/>
+        </w:rPr>
+        <w:t>CreatedByUrl</w:t>
+      </w:r>
+      <w:r>
+        <w:rPr>
+          <w:color w:val="202020"/>
+        </w:rPr>
+        <w:t xml:space="preserve"> and the internal </w:t>
+      </w:r>
+      <w:r>
+        <w:rPr>
+          <w:rFonts w:ascii="Consolas" w:hAnsi="Consolas"/>
+          <w:color w:val="202020"/>
+          <w:sz w:val="19"/>
+        </w:rPr>
+        <w:t>__System.User.CreatedBy.Id</w:t>
+      </w:r>
+      <w:r>
+        <w:rPr>
+          <w:color w:val="202020"/>
+        </w:rPr>
+        <w:t xml:space="preserve"> property (likewise </w:t>
+      </w:r>
+      <w:r>
+        <w:rPr>
+          <w:rFonts w:ascii="Consolas" w:hAnsi="Consolas"/>
+          <w:color w:val="202020"/>
+          <w:sz w:val="19"/>
+        </w:rPr>
+        <w:t>LastModifiedById</w:t>
+      </w:r>
+      <w:r>
+        <w:rPr>
+          <w:color w:val="202020"/>
+        </w:rPr>
+        <w:t xml:space="preserve"> / </w:t>
+      </w:r>
+      <w:r>
+        <w:rPr>
+          <w:rFonts w:ascii="Consolas" w:hAnsi="Consolas"/>
+          <w:color w:val="202020"/>
+          <w:sz w:val="19"/>
+        </w:rPr>
+        <w:t>LastModifiedByUrl</w:t>
+      </w:r>
+      <w:r>
+        <w:rPr>
+          <w:color w:val="202020"/>
+        </w:rPr>
+        <w:t xml:space="preserve">). A drop written in </w:t>
+      </w:r>
+      <w:r>
+        <w:rPr>
+          <w:b/>
+          <w:color w:val="202020"/>
+        </w:rPr>
+        <w:t>any</w:t>
+      </w:r>
+      <w:r>
+        <w:rPr>
+          <w:color w:val="202020"/>
+        </w:rPr>
+        <w:t xml:space="preserve"> of a field's spellings — its Salesforce name, its mapped Graph property, its metadata property or its </w:t>
+      </w:r>
+      <w:r>
+        <w:rPr>
+          <w:rFonts w:ascii="Consolas" w:hAnsi="Consolas"/>
+          <w:color w:val="202020"/>
+          <w:sz w:val="19"/>
+        </w:rPr>
+        <w:t>__System.*</w:t>
+      </w:r>
+      <w:r>
+        <w:rPr>
+          <w:color w:val="202020"/>
+        </w:rPr>
+        <w:t xml:space="preserve"> property — now gates </w:t>
+      </w:r>
+      <w:r>
+        <w:rPr>
+          <w:b/>
+          <w:color w:val="202020"/>
+        </w:rPr>
+        <w:t>all</w:t>
+      </w:r>
+      <w:r>
+        <w:rPr>
+          <w:color w:val="202020"/>
+        </w:rPr>
+        <w:t xml:space="preserve"> the properties that field feeds, in every direction. (Previously the </w:t>
+      </w:r>
+      <w:r>
+        <w:rPr>
+          <w:rFonts w:ascii="Consolas" w:hAnsi="Consolas"/>
+          <w:color w:val="202020"/>
+          <w:sz w:val="19"/>
+        </w:rPr>
+        <w:t>__System.*</w:t>
+      </w:r>
+      <w:r>
+        <w:rPr>
+          <w:color w:val="202020"/>
+        </w:rPr>
+        <w:t xml:space="preserve"> spelling gated only the system column and left </w:t>
+      </w:r>
+      <w:r>
+        <w:rPr>
+          <w:rFonts w:ascii="Consolas" w:hAnsi="Consolas"/>
+          <w:color w:val="202020"/>
+          <w:sz w:val="19"/>
+        </w:rPr>
+        <w:t>CreatedByUrl</w:t>
+      </w:r>
+      <w:r>
+        <w:rPr>
+          <w:color w:val="202020"/>
+        </w:rPr>
+        <w:t xml:space="preserve"> publishing the same user Id.)</w:t>
+      </w:r>
+    </w:p>
+    <w:p>
+      <w:pPr>
+        <w:spacing w:after="120"/>
+      </w:pPr>
+      <w:r>
+        <w:rPr>
+          <w:b/>
+          <w:color w:val="202020"/>
+        </w:rPr>
+        <w:t>Cross-object (dotted) fields.</w:t>
+      </w:r>
+      <w:r>
+        <w:rPr>
+          <w:color w:val="202020"/>
+        </w:rPr>
+        <w:t xml:space="preserve"> A key like </w:t>
+      </w:r>
+      <w:r>
+        <w:rPr>
+          <w:rFonts w:ascii="Consolas" w:hAnsi="Consolas"/>
+          <w:color w:val="202020"/>
+          <w:sz w:val="19"/>
+        </w:rPr>
+        <w:t>Contact.Phone</w:t>
+      </w:r>
+      <w:r>
+        <w:rPr>
+          <w:color w:val="202020"/>
+        </w:rPr>
+        <w:t xml:space="preserve"> on Case indexes a field whose FLS lives in </w:t>
+      </w:r>
+      <w:r>
+        <w:rPr>
+          <w:b/>
+          <w:color w:val="202020"/>
+        </w:rPr>
+        <w:t>Contact's</w:t>
+      </w:r>
+      <w:r>
+        <w:rPr>
+          <w:color w:val="202020"/>
+        </w:rPr>
+        <w:t xml:space="preserve"> permissions, not Case's. The target object is </w:t>
+      </w:r>
+      <w:r>
+        <w:rPr>
+          <w:b/>
+          <w:color w:val="202020"/>
+        </w:rPr>
+        <w:t>operator-declared</w:t>
+      </w:r>
+      <w:r>
+        <w:rPr>
+          <w:color w:val="202020"/>
+        </w:rPr>
+        <w:t xml:space="preserve"> in a per-object </w:t>
+      </w:r>
+      <w:r>
+        <w:rPr>
+          <w:rFonts w:ascii="Consolas" w:hAnsi="Consolas"/>
+          <w:color w:val="202020"/>
+          <w:sz w:val="19"/>
+        </w:rPr>
+        <w:t>relationshipObjects</w:t>
+      </w:r>
+      <w:r>
+        <w:rPr>
+          <w:color w:val="202020"/>
+        </w:rPr>
+        <w:t xml:space="preserve"> map — never guessed — and </w:t>
+      </w:r>
+      <w:r>
+        <w:rPr>
+          <w:rFonts w:ascii="Consolas" w:hAnsi="Consolas"/>
+          <w:color w:val="202020"/>
+          <w:sz w:val="19"/>
+        </w:rPr>
+        <w:t>FLS_RELATIONSHIP_FIELDS</w:t>
+      </w:r>
+      <w:r>
+        <w:rPr>
+          <w:color w:val="202020"/>
+        </w:rPr>
+        <w:t xml:space="preserve"> controls the behaviour: </w:t>
+      </w:r>
+      <w:r>
+        <w:rPr>
+          <w:rFonts w:ascii="Consolas" w:hAnsi="Consolas"/>
+          <w:color w:val="202020"/>
+          <w:sz w:val="19"/>
+        </w:rPr>
+        <w:t>evaluate</w:t>
+      </w:r>
+      <w:r>
+        <w:rPr>
+          <w:color w:val="202020"/>
+        </w:rPr>
+        <w:t xml:space="preserve"> (default) judges the sub-field against the declared object's permissions, </w:t>
+      </w:r>
+      <w:r>
+        <w:rPr>
+          <w:rFonts w:ascii="Consolas" w:hAnsi="Consolas"/>
+          <w:color w:val="202020"/>
+          <w:sz w:val="19"/>
+        </w:rPr>
+        <w:t>drop</w:t>
+      </w:r>
+      <w:r>
+        <w:rPr>
+          <w:color w:val="202020"/>
+        </w:rPr>
+        <w:t xml:space="preserve"> withholds every dotted field, </w:t>
+      </w:r>
+      <w:r>
+        <w:rPr>
+          <w:rFonts w:ascii="Consolas" w:hAnsi="Consolas"/>
+          <w:color w:val="202020"/>
+          <w:sz w:val="19"/>
+        </w:rPr>
+        <w:t>ignore</w:t>
+      </w:r>
+      <w:r>
+        <w:rPr>
+          <w:color w:val="202020"/>
+        </w:rPr>
+        <w:t xml:space="preserve"> restores the old un-evaluated behaviour (re-opens a known over-sharing gap; escape hatch only). An undeclared relationship fails closed — the field is dropped.</w:t>
+      </w:r>
+    </w:p>
+    <w:p>
+      <w:pPr>
+        <w:spacing w:after="120"/>
+      </w:pPr>
+      <w:r>
+        <w:rPr>
+          <w:b/>
+          <w:color w:val="202020"/>
+        </w:rPr>
+        <w:t xml:space="preserve">The operator's lever: </w:t>
+      </w:r>
+      <w:r>
+        <w:rPr>
+          <w:rFonts w:ascii="Consolas" w:hAnsi="Consolas"/>
+          <w:b/>
+          <w:color w:val="202020"/>
+          <w:sz w:val="19"/>
+        </w:rPr>
+        <w:t>flsFields</w:t>
+      </w:r>
+      <w:r>
+        <w:rPr>
+          <w:b/>
+          <w:color w:val="202020"/>
+        </w:rPr>
+        <w:t>.</w:t>
+      </w:r>
+      <w:r>
+        <w:rPr>
+          <w:color w:val="202020"/>
+        </w:rPr>
+        <w:t xml:space="preserve"> The per-object </w:t>
+      </w:r>
+      <w:r>
+        <w:rPr>
+          <w:rFonts w:ascii="Consolas" w:hAnsi="Consolas"/>
+          <w:color w:val="202020"/>
+          <w:sz w:val="19"/>
+        </w:rPr>
+        <w:t>flsFields</w:t>
+      </w:r>
+      <w:r>
+        <w:rPr>
+          <w:color w:val="202020"/>
+        </w:rPr>
+        <w:t xml:space="preserve"> array in </w:t>
+      </w:r>
+      <w:r>
+        <w:rPr>
+          <w:rFonts w:ascii="Consolas" w:hAnsi="Consolas"/>
+          <w:color w:val="202020"/>
+          <w:sz w:val="19"/>
+        </w:rPr>
+        <w:t>config/schema.json</w:t>
+      </w:r>
+      <w:r>
+        <w:rPr>
+          <w:color w:val="202020"/>
+        </w:rPr>
+        <w:t xml:space="preserve"> still works and is </w:t>
+      </w:r>
+      <w:r>
+        <w:rPr>
+          <w:b/>
+          <w:color w:val="202020"/>
+        </w:rPr>
+        <w:t>unioned</w:t>
+      </w:r>
+      <w:r>
+        <w:rPr>
+          <w:color w:val="202020"/>
+        </w:rPr>
+        <w:t xml:space="preserve"> with the fetched permissions — a fetch that says "everything is readable" can never clear your explicit entry. It now reaches </w:t>
+      </w:r>
+      <w:r>
+        <w:rPr>
+          <w:b/>
+          <w:color w:val="202020"/>
+        </w:rPr>
+        <w:t>into</w:t>
+      </w:r>
+      <w:r>
+        <w:rPr>
+          <w:color w:val="202020"/>
+        </w:rPr>
+        <w:t xml:space="preserve"> an address: listing </w:t>
+      </w:r>
+      <w:r>
+        <w:rPr>
+          <w:rFonts w:ascii="Consolas" w:hAnsi="Consolas"/>
+          <w:color w:val="202020"/>
+          <w:sz w:val="19"/>
+        </w:rPr>
+        <w:t>BillingPostalCode</w:t>
+      </w:r>
+      <w:r>
+        <w:rPr>
+          <w:color w:val="202020"/>
+        </w:rPr>
+        <w:t xml:space="preserve"> withholds the postal code and keeps the rest of the address assembled. Listing the compound itself (</w:t>
+      </w:r>
+      <w:r>
+        <w:rPr>
+          <w:rFonts w:ascii="Consolas" w:hAnsi="Consolas"/>
+          <w:color w:val="202020"/>
+          <w:sz w:val="19"/>
+        </w:rPr>
+        <w:t>BillingAddress</w:t>
+      </w:r>
+      <w:r>
+        <w:rPr>
+          <w:color w:val="202020"/>
+        </w:rPr>
+        <w:t xml:space="preserve">) no longer does anything, because the compound is not indexed in the first place. Matching is </w:t>
+      </w:r>
+      <w:r>
+        <w:rPr>
+          <w:b/>
+          <w:color w:val="202020"/>
+        </w:rPr>
+        <w:t>case-insensitive</w:t>
+      </w:r>
+      <w:r>
+        <w:rPr>
+          <w:color w:val="202020"/>
+        </w:rPr>
+        <w:t xml:space="preserve"> — an entry differing only in case takes effect and logs a warning naming the declared spelling (previously the comparison was ordinal, so a casing typo was a silent no-op that leaked the field in full while looking, in config, exactly like a drop). An entry matching nothing at all also warns. An </w:t>
+      </w:r>
+      <w:r>
+        <w:rPr>
+          <w:rFonts w:ascii="Consolas" w:hAnsi="Consolas"/>
+          <w:color w:val="202020"/>
+          <w:sz w:val="19"/>
+        </w:rPr>
+        <w:t>flsFields</w:t>
+      </w:r>
+      <w:r>
+        <w:rPr>
+          <w:color w:val="202020"/>
+        </w:rPr>
+        <w:t xml:space="preserve"> entry only nulls a Graph property when it </w:t>
+      </w:r>
+      <w:r>
+        <w:rPr>
+          <w:b/>
+          <w:color w:val="202020"/>
+        </w:rPr>
+        <w:t>is</w:t>
+      </w:r>
+      <w:r>
+        <w:rPr>
+          <w:color w:val="202020"/>
+        </w:rPr>
+        <w:t xml:space="preserve"> one, resolved against the deployed schema — a non-property entry no longer posts an undeclared null property to Graph.</w:t>
+      </w:r>
+    </w:p>
+    <w:p>
+      <w:pPr>
+        <w:spacing w:after="120"/>
+      </w:pPr>
+      <w:r>
+        <w:rPr>
+          <w:b/>
+          <w:color w:val="202020"/>
+        </w:rPr>
+        <w:t>Audit trail.</w:t>
+      </w:r>
+      <w:r>
+        <w:rPr>
+          <w:color w:val="202020"/>
+        </w:rPr>
+        <w:t xml:space="preserve"> Every crawl writes </w:t>
+      </w:r>
+      <w:r>
+        <w:rPr>
+          <w:rFonts w:ascii="Consolas" w:hAnsi="Consolas"/>
+          <w:color w:val="202020"/>
+          <w:sz w:val="19"/>
+        </w:rPr>
+        <w:t>logs\fls_manifest_{CONNECTOR_ID}.json</w:t>
+      </w:r>
+      <w:r>
+        <w:rPr>
+          <w:color w:val="202020"/>
+        </w:rPr>
+        <w:t xml:space="preserve"> recording, per object, which fields were dropped and why (sorted, so successive runs diff meaningfully). Its top-level </w:t>
+      </w:r>
+      <w:r>
+        <w:rPr>
+          <w:rFonts w:ascii="Consolas" w:hAnsi="Consolas"/>
+          <w:color w:val="202020"/>
+          <w:sz w:val="19"/>
+        </w:rPr>
+        <w:t>suspectedFailOpen</w:t>
+      </w:r>
+      <w:r>
+        <w:rPr>
+          <w:color w:val="202020"/>
+        </w:rPr>
+        <w:t xml:space="preserve"> array is the signal described in the warning below and is worth alerting on.</w:t>
+      </w:r>
+    </w:p>
+    <w:tbl>
+      <w:tblPr>
+        <w:tblW w:type="auto" w:w="0"/>
+        <w:tblLayout w:type="fixed"/>
+        <w:tblLook w:firstColumn="1" w:firstRow="1" w:lastColumn="0" w:lastRow="0" w:noHBand="0" w:noVBand="1" w:val="04A0"/>
+      </w:tblPr>
+      <w:tblGrid>
+        <w:gridCol w:w="9360"/>
+      </w:tblGrid>
+      <w:tr>
+        <w:tc>
+          <w:tcPr>
+            <w:tcW w:type="dxa" w:w="9360"/>
+            <w:shd w:val="clear" w:color="auto" w:fill="FBEDD6"/>
+            <w:tcBorders>
+              <w:top w:val="single" w:sz="4" w:space="0" w:color="C77700"/>
+              <w:left w:val="single" w:sz="24" w:space="0" w:color="C77700"/>
+              <w:bottom w:val="single" w:sz="4" w:space="0" w:color="C77700"/>
+              <w:right w:val="single" w:sz="4" w:space="0" w:color="C77700"/>
+            </w:tcBorders>
+          </w:tcPr>
+          <w:p>
+            <w:r>
+              <w:rPr>
+                <w:b/>
+                <w:color w:val="C77700"/>
+              </w:rPr>
+              <w:t xml:space="preserve">Open residuals in FLS: </w:t>
+            </w:r>
+            <w:r>
+              <w:rPr>
+                <w:b/>
+                <w:color w:val="202020"/>
+                <w:sz w:val="20"/>
+              </w:rPr>
+              <w:t>What FLS does NOT close — read this before relying on it.</w:t>
+            </w:r>
+            <w:r>
+              <w:rPr>
+                <w:color w:val="202020"/>
+                <w:sz w:val="20"/>
+              </w:rPr>
+              <w:t xml:space="preserve"> </w:t>
+            </w:r>
+            <w:r>
+              <w:rPr>
+                <w:b/>
+                <w:color w:val="202020"/>
+                <w:sz w:val="20"/>
+              </w:rPr>
+              <w:t xml:space="preserve">(1) Zero-row </w:t>
+            </w:r>
+            <w:r>
+              <w:rPr>
+                <w:rFonts w:ascii="Consolas" w:hAnsi="Consolas"/>
+                <w:b/>
+                <w:color w:val="202020"/>
+                <w:sz w:val="19"/>
+              </w:rPr>
+              <w:t>FieldPermissions</w:t>
+            </w:r>
+            <w:r>
+              <w:rPr>
+                <w:b/>
+                <w:color w:val="202020"/>
+                <w:sz w:val="20"/>
+              </w:rPr>
+              <w:t xml:space="preserve"> cannot fail closed.</w:t>
+            </w:r>
+            <w:r>
+              <w:rPr>
+                <w:color w:val="202020"/>
+                <w:sz w:val="20"/>
+              </w:rPr>
+              <w:t xml:space="preserve"> A permissions query that succeeds but returns no rows is indistinguishable from an org that genuinely governs nothing, so </w:t>
+            </w:r>
+            <w:r>
+              <w:rPr>
+                <w:b/>
+                <w:color w:val="202020"/>
+                <w:sz w:val="20"/>
+              </w:rPr>
+              <w:t>no field is dropped</w:t>
+            </w:r>
+            <w:r>
+              <w:rPr>
+                <w:color w:val="202020"/>
+                <w:sz w:val="20"/>
+              </w:rPr>
+              <w:t xml:space="preserve">: the connector logs an ERROR naming the over-sharing risk and lists the objects in the manifest's </w:t>
+            </w:r>
+            <w:r>
+              <w:rPr>
+                <w:rFonts w:ascii="Consolas" w:hAnsi="Consolas"/>
+                <w:color w:val="202020"/>
+                <w:sz w:val="19"/>
+              </w:rPr>
+              <w:t>suspectedFailOpen</w:t>
+            </w:r>
+            <w:r>
+              <w:rPr>
+                <w:color w:val="202020"/>
+                <w:sz w:val="20"/>
+              </w:rPr>
+              <w:t xml:space="preserve"> array — a signal, not a drop. </w:t>
+            </w:r>
+            <w:r>
+              <w:rPr>
+                <w:b/>
+                <w:color w:val="202020"/>
+                <w:sz w:val="20"/>
+              </w:rPr>
+              <w:t>(2) An unexpected FLS-resolution failure does not halt the crawl.</w:t>
+            </w:r>
+            <w:r>
+              <w:rPr>
+                <w:color w:val="202020"/>
+                <w:sz w:val="20"/>
+              </w:rPr>
+              <w:t xml:space="preserve"> If fetching permissions throws (e.g. no Salesforce token), the crawl logs an ERROR and </w:t>
+            </w:r>
+            <w:r>
+              <w:rPr>
+                <w:b/>
+                <w:color w:val="202020"/>
+                <w:sz w:val="20"/>
+              </w:rPr>
+              <w:t>proceeds without the fetched restrictions</w:t>
+            </w:r>
+            <w:r>
+              <w:rPr>
+                <w:color w:val="202020"/>
+                <w:sz w:val="20"/>
+              </w:rPr>
+              <w:t xml:space="preserve"> — only your manual </w:t>
+            </w:r>
+            <w:r>
+              <w:rPr>
+                <w:rFonts w:ascii="Consolas" w:hAnsi="Consolas"/>
+                <w:color w:val="202020"/>
+                <w:sz w:val="19"/>
+              </w:rPr>
+              <w:t>flsFields</w:t>
+            </w:r>
+            <w:r>
+              <w:rPr>
+                <w:color w:val="202020"/>
+                <w:sz w:val="20"/>
+              </w:rPr>
+              <w:t xml:space="preserve"> entries apply on that run. Alert on both log lines. </w:t>
+            </w:r>
+            <w:r>
+              <w:rPr>
+                <w:b/>
+                <w:color w:val="202020"/>
+                <w:sz w:val="20"/>
+              </w:rPr>
+              <w:t>(3) Scope granularity.</w:t>
+            </w:r>
+            <w:r>
+              <w:rPr>
+                <w:color w:val="202020"/>
+                <w:sz w:val="20"/>
+              </w:rPr>
+              <w:t xml:space="preserve"> The default union is over every principal that can read the *object*, not the principals on a specific item's ACL — this </w:t>
+            </w:r>
+            <w:r>
+              <w:rPr>
+                <w:b/>
+                <w:color w:val="202020"/>
+                <w:sz w:val="20"/>
+              </w:rPr>
+              <w:t>over-drops</w:t>
+            </w:r>
+            <w:r>
+              <w:rPr>
+                <w:color w:val="202020"/>
+                <w:sz w:val="20"/>
+              </w:rPr>
+              <w:t xml:space="preserve"> on narrowly shared records (never under-drops). </w:t>
+            </w:r>
+            <w:r>
+              <w:rPr>
+                <w:b/>
+                <w:color w:val="202020"/>
+                <w:sz w:val="20"/>
+              </w:rPr>
+              <w:t>(4) Non-address compounds have no assembly path</w:t>
+            </w:r>
+            <w:r>
+              <w:rPr>
+                <w:color w:val="202020"/>
+                <w:sz w:val="20"/>
+              </w:rPr>
+              <w:t xml:space="preserve"> — any other compound an operator selects is suppressed entirely (a deliberate over-drop; the shipped config selects none). </w:t>
+            </w:r>
+            <w:r>
+              <w:rPr>
+                <w:b/>
+                <w:color w:val="202020"/>
+                <w:sz w:val="20"/>
+              </w:rPr>
+              <w:t>(5) Freshness.</w:t>
+            </w:r>
+            <w:r>
+              <w:rPr>
+                <w:color w:val="202020"/>
+                <w:sz w:val="20"/>
+              </w:rPr>
+              <w:t xml:space="preserve"> Permissions are re-read at most every </w:t>
+            </w:r>
+            <w:r>
+              <w:rPr>
+                <w:rFonts w:ascii="Consolas" w:hAnsi="Consolas"/>
+                <w:color w:val="202020"/>
+                <w:sz w:val="19"/>
+              </w:rPr>
+              <w:t>FLS_CACHE_TTL_HOURS</w:t>
+            </w:r>
+            <w:r>
+              <w:rPr>
+                <w:color w:val="202020"/>
+                <w:sz w:val="20"/>
+              </w:rPr>
+              <w:t xml:space="preserve"> (default 24 h); a field restricted mid-window stays indexed until the next fetch. </w:t>
+            </w:r>
+            <w:r>
+              <w:rPr>
+                <w:b/>
+                <w:color w:val="202020"/>
+                <w:sz w:val="20"/>
+              </w:rPr>
+              <w:t>(6) Metadata columns</w:t>
+            </w:r>
+            <w:r>
+              <w:rPr>
+                <w:color w:val="202020"/>
+                <w:sz w:val="20"/>
+              </w:rPr>
+              <w:t xml:space="preserve"> (</w:t>
+            </w:r>
+            <w:r>
+              <w:rPr>
+                <w:rFonts w:ascii="Consolas" w:hAnsi="Consolas"/>
+                <w:color w:val="202020"/>
+                <w:sz w:val="19"/>
+              </w:rPr>
+              <w:t>Id</w:t>
+            </w:r>
+            <w:r>
+              <w:rPr>
+                <w:color w:val="202020"/>
+                <w:sz w:val="20"/>
+              </w:rPr>
+              <w:t xml:space="preserve">, </w:t>
+            </w:r>
+            <w:r>
+              <w:rPr>
+                <w:rFonts w:ascii="Consolas" w:hAnsi="Consolas"/>
+                <w:color w:val="202020"/>
+                <w:sz w:val="19"/>
+              </w:rPr>
+              <w:t>OwnerId</w:t>
+            </w:r>
+            <w:r>
+              <w:rPr>
+                <w:color w:val="202020"/>
+                <w:sz w:val="20"/>
+              </w:rPr>
+              <w:t xml:space="preserve">, </w:t>
+            </w:r>
+            <w:r>
+              <w:rPr>
+                <w:rFonts w:ascii="Consolas" w:hAnsi="Consolas"/>
+                <w:color w:val="202020"/>
+                <w:sz w:val="19"/>
+              </w:rPr>
+              <w:t>CreatedDate</w:t>
+            </w:r>
+            <w:r>
+              <w:rPr>
+                <w:color w:val="202020"/>
+                <w:sz w:val="20"/>
+              </w:rPr>
+              <w:t xml:space="preserve">, …) are not evaluated — the ACL engine depends on them — though an explicit </w:t>
+            </w:r>
+            <w:r>
+              <w:rPr>
+                <w:rFonts w:ascii="Consolas" w:hAnsi="Consolas"/>
+                <w:color w:val="202020"/>
+                <w:sz w:val="19"/>
+              </w:rPr>
+              <w:t>flsFields</w:t>
+            </w:r>
+            <w:r>
+              <w:rPr>
+                <w:color w:val="202020"/>
+                <w:sz w:val="20"/>
+              </w:rPr>
+              <w:t xml:space="preserve"> entry naming one is honoured. </w:t>
+            </w:r>
+            <w:r>
+              <w:rPr>
+                <w:b/>
+                <w:color w:val="202020"/>
+                <w:sz w:val="20"/>
+              </w:rPr>
+              <w:t>(7) Multi-hop dotted paths</w:t>
+            </w:r>
+            <w:r>
+              <w:rPr>
+                <w:color w:val="202020"/>
+                <w:sz w:val="20"/>
+              </w:rPr>
+              <w:t xml:space="preserve"> (</w:t>
+            </w:r>
+            <w:r>
+              <w:rPr>
+                <w:rFonts w:ascii="Consolas" w:hAnsi="Consolas"/>
+                <w:color w:val="202020"/>
+                <w:sz w:val="19"/>
+              </w:rPr>
+              <w:t>Owner.UserRole.Id</w:t>
+            </w:r>
+            <w:r>
+              <w:rPr>
+                <w:color w:val="202020"/>
+                <w:sz w:val="20"/>
+              </w:rPr>
+              <w:t xml:space="preserve">) are not resolved and fail closed under </w:t>
+            </w:r>
+            <w:r>
+              <w:rPr>
+                <w:rFonts w:ascii="Consolas" w:hAnsi="Consolas"/>
+                <w:color w:val="202020"/>
+                <w:sz w:val="19"/>
+              </w:rPr>
+              <w:t>evaluate</w:t>
+            </w:r>
+            <w:r>
+              <w:rPr>
+                <w:color w:val="202020"/>
+                <w:sz w:val="20"/>
+              </w:rPr>
+              <w:t>; none appears in the shipped config.</w:t>
+            </w:r>
+          </w:p>
+        </w:tc>
+      </w:tr>
+    </w:tbl>
+    <w:p>
+      <w:pPr>
+        <w:spacing w:after="40"/>
+      </w:pPr>
     </w:p>
     <w:p>
       <w:pPr>
@@ -13992,6 +15678,300 @@
         </w:rPr>
         <w:t>Four credentials exist: the Entra client secret, the Graph certificate, the Salesforce Connected App consumer secret, and (if used) the Key Vault copies. All rotations are zero-downtime — add new, point config at new, restart the service (it resumes from the checkpoint), retire old. The Salesforce consumer secret regenerates in place (no dual window), so rotate it off-peak. Full runbooks are in SECURITY.md; the Common Guide §5 covers the shared rotation model.</w:t>
       </w:r>
+    </w:p>
+    <w:p>
+      <w:pPr>
+        <w:pStyle w:val="Heading2"/>
+      </w:pPr>
+      <w:r>
+        <w:rPr>
+          <w:color w:val="2E5496"/>
+        </w:rPr>
+        <w:t>12.7 Field-level security (FLS)</w:t>
+      </w:r>
+    </w:p>
+    <w:p>
+      <w:pPr>
+        <w:spacing w:after="120"/>
+      </w:pPr>
+      <w:r>
+        <w:rPr>
+          <w:color w:val="202020"/>
+        </w:rPr>
+        <w:t xml:space="preserve">The FLS behaviour these control is described in §5.7; the authoritative design document is </w:t>
+      </w:r>
+      <w:r>
+        <w:rPr>
+          <w:rFonts w:ascii="Consolas" w:hAnsi="Consolas"/>
+          <w:color w:val="202020"/>
+          <w:sz w:val="19"/>
+        </w:rPr>
+        <w:t>docs/FLS.md</w:t>
+      </w:r>
+      <w:r>
+        <w:rPr>
+          <w:color w:val="202020"/>
+        </w:rPr>
+        <w:t xml:space="preserve"> in the repository.</w:t>
+      </w:r>
+    </w:p>
+    <w:tbl>
+      <w:tblPr>
+        <w:tblW w:type="auto" w:w="0"/>
+        <w:jc w:val="center"/>
+        <w:tblLayout w:type="fixed"/>
+        <w:tblLook w:firstColumn="1" w:firstRow="1" w:lastColumn="0" w:lastRow="0" w:noHBand="0" w:noVBand="1" w:val="04A0"/>
+        <w:tblBorders>
+          <w:top w:val="single" w:sz="4" w:space="0" w:color="C9D3E3"/>
+          <w:left w:val="single" w:sz="4" w:space="0" w:color="C9D3E3"/>
+          <w:bottom w:val="single" w:sz="4" w:space="0" w:color="C9D3E3"/>
+          <w:right w:val="single" w:sz="4" w:space="0" w:color="C9D3E3"/>
+          <w:insideH w:val="single" w:sz="4" w:space="0" w:color="C9D3E3"/>
+          <w:insideV w:val="single" w:sz="4" w:space="0" w:color="C9D3E3"/>
+        </w:tblBorders>
+      </w:tblPr>
+      <w:tblGrid>
+        <w:gridCol w:w="3000"/>
+        <w:gridCol w:w="4160"/>
+        <w:gridCol w:w="2200"/>
+      </w:tblGrid>
+      <w:tr>
+        <w:tc>
+          <w:tcPr>
+            <w:tcW w:type="dxa" w:w="3000"/>
+            <w:shd w:val="clear" w:color="auto" w:fill="2E5496"/>
+          </w:tcPr>
+          <w:p>
+            <w:r>
+              <w:rPr>
+                <w:b/>
+                <w:color w:val="FFFFFF"/>
+                <w:sz w:val="19"/>
+              </w:rPr>
+              <w:t>Variable</w:t>
+            </w:r>
+          </w:p>
+        </w:tc>
+        <w:tc>
+          <w:tcPr>
+            <w:tcW w:type="dxa" w:w="4160"/>
+            <w:shd w:val="clear" w:color="auto" w:fill="2E5496"/>
+          </w:tcPr>
+          <w:p>
+            <w:r>
+              <w:rPr>
+                <w:b/>
+                <w:color w:val="FFFFFF"/>
+                <w:sz w:val="19"/>
+              </w:rPr>
+              <w:t>What it does</w:t>
+            </w:r>
+          </w:p>
+        </w:tc>
+        <w:tc>
+          <w:tcPr>
+            <w:tcW w:type="dxa" w:w="2200"/>
+            <w:shd w:val="clear" w:color="auto" w:fill="2E5496"/>
+          </w:tcPr>
+          <w:p>
+            <w:r>
+              <w:rPr>
+                <w:b/>
+                <w:color w:val="FFFFFF"/>
+                <w:sz w:val="19"/>
+              </w:rPr>
+              <w:t>Example / default</w:t>
+            </w:r>
+          </w:p>
+        </w:tc>
+      </w:tr>
+      <w:tr>
+        <w:tc>
+          <w:tcPr>
+            <w:tcW w:type="dxa" w:w="3000"/>
+          </w:tcPr>
+          <w:p>
+            <w:r>
+              <w:rPr>
+                <w:color w:val="202020"/>
+                <w:sz w:val="19"/>
+              </w:rPr>
+              <w:t>FLS_ENFORCEMENT</w:t>
+            </w:r>
+          </w:p>
+        </w:tc>
+        <w:tc>
+          <w:tcPr>
+            <w:tcW w:type="dxa" w:w="4160"/>
+          </w:tcPr>
+          <w:p>
+            <w:r>
+              <w:rPr>
+                <w:color w:val="202020"/>
+                <w:sz w:val="19"/>
+              </w:rPr>
+              <w:t>Opt-out master switch. false/0/no/off restores the pre-FLS behaviour, including the historical content-body leak of the manual list and indexing of raw compound values. Two fixes apply in both states: flsFields matching is case-insensitive, and a non-property flsFields entry no longer emits an undeclared null property.</w:t>
+            </w:r>
+          </w:p>
+        </w:tc>
+        <w:tc>
+          <w:tcPr>
+            <w:tcW w:type="dxa" w:w="2200"/>
+          </w:tcPr>
+          <w:p>
+            <w:r>
+              <w:rPr>
+                <w:color w:val="202020"/>
+                <w:sz w:val="19"/>
+              </w:rPr>
+              <w:t>true</w:t>
+            </w:r>
+          </w:p>
+        </w:tc>
+      </w:tr>
+      <w:tr>
+        <w:tc>
+          <w:tcPr>
+            <w:tcW w:type="dxa" w:w="3000"/>
+            <w:shd w:val="clear" w:color="auto" w:fill="F7F9FC"/>
+          </w:tcPr>
+          <w:p>
+            <w:r>
+              <w:rPr>
+                <w:color w:val="202020"/>
+                <w:sz w:val="19"/>
+              </w:rPr>
+              <w:t>FLS_MODE</w:t>
+            </w:r>
+          </w:p>
+        </w:tc>
+        <w:tc>
+          <w:tcPr>
+            <w:tcW w:type="dxa" w:w="4160"/>
+            <w:shd w:val="clear" w:color="auto" w:fill="F7F9FC"/>
+          </w:tcPr>
+          <w:p>
+            <w:r>
+              <w:rPr>
+                <w:color w:val="202020"/>
+                <w:sz w:val="19"/>
+              </w:rPr>
+              <w:t>strict = drop any field not readable by every principal in scope (least-privilege union). permissive = drop only fields no principal can read — can expose a field Salesforce would deny (§5.7). Anything unrecognised means strict.</w:t>
+            </w:r>
+          </w:p>
+        </w:tc>
+        <w:tc>
+          <w:tcPr>
+            <w:tcW w:type="dxa" w:w="2200"/>
+            <w:shd w:val="clear" w:color="auto" w:fill="F7F9FC"/>
+          </w:tcPr>
+          <w:p>
+            <w:r>
+              <w:rPr>
+                <w:color w:val="202020"/>
+                <w:sz w:val="19"/>
+              </w:rPr>
+              <w:t>strict</w:t>
+            </w:r>
+          </w:p>
+        </w:tc>
+      </w:tr>
+      <w:tr>
+        <w:tc>
+          <w:tcPr>
+            <w:tcW w:type="dxa" w:w="3000"/>
+          </w:tcPr>
+          <w:p>
+            <w:r>
+              <w:rPr>
+                <w:color w:val="202020"/>
+                <w:sz w:val="19"/>
+              </w:rPr>
+              <w:t>FLS_RELATIONSHIP_FIELDS</w:t>
+            </w:r>
+          </w:p>
+        </w:tc>
+        <w:tc>
+          <w:tcPr>
+            <w:tcW w:type="dxa" w:w="4160"/>
+          </w:tcPr>
+          <w:p>
+            <w:r>
+              <w:rPr>
+                <w:color w:val="202020"/>
+                <w:sz w:val="19"/>
+              </w:rPr>
+              <w:t>Dotted cross-object fields: evaluate (resolve via relationshipObjects; unresolvable = dropped), drop (drop all dotted fields), or ignore (do not evaluate — re-opens a known over-sharing gap). Anything unrecognised means evaluate.</w:t>
+            </w:r>
+          </w:p>
+        </w:tc>
+        <w:tc>
+          <w:tcPr>
+            <w:tcW w:type="dxa" w:w="2200"/>
+          </w:tcPr>
+          <w:p>
+            <w:r>
+              <w:rPr>
+                <w:color w:val="202020"/>
+                <w:sz w:val="19"/>
+              </w:rPr>
+              <w:t>evaluate</w:t>
+            </w:r>
+          </w:p>
+        </w:tc>
+      </w:tr>
+      <w:tr>
+        <w:tc>
+          <w:tcPr>
+            <w:tcW w:type="dxa" w:w="3000"/>
+            <w:shd w:val="clear" w:color="auto" w:fill="F7F9FC"/>
+          </w:tcPr>
+          <w:p>
+            <w:r>
+              <w:rPr>
+                <w:color w:val="202020"/>
+                <w:sz w:val="19"/>
+              </w:rPr>
+              <w:t>FLS_CACHE_TTL_HOURS</w:t>
+            </w:r>
+          </w:p>
+        </w:tc>
+        <w:tc>
+          <w:tcPr>
+            <w:tcW w:type="dxa" w:w="4160"/>
+            <w:shd w:val="clear" w:color="auto" w:fill="F7F9FC"/>
+          </w:tcPr>
+          <w:p>
+            <w:r>
+              <w:rPr>
+                <w:color w:val="202020"/>
+                <w:sz w:val="19"/>
+              </w:rPr>
+              <w:t>Lifetime of a cached permission snapshot before re-query (per org + object, in the identity store). Bounds FLS freshness lag.</w:t>
+            </w:r>
+          </w:p>
+        </w:tc>
+        <w:tc>
+          <w:tcPr>
+            <w:tcW w:type="dxa" w:w="2200"/>
+            <w:shd w:val="clear" w:color="auto" w:fill="F7F9FC"/>
+          </w:tcPr>
+          <w:p>
+            <w:r>
+              <w:rPr>
+                <w:color w:val="202020"/>
+                <w:sz w:val="19"/>
+              </w:rPr>
+              <w:t>24</w:t>
+            </w:r>
+          </w:p>
+        </w:tc>
+      </w:tr>
+    </w:tbl>
+    <w:p>
+      <w:pPr>
+        <w:spacing w:after="40"/>
+      </w:pPr>
     </w:p>
     <w:p>
       <w:pPr>

--- a/Operator_Guides/01_Salesforce_Connector_Guide.docx
+++ b/Operator_Guides/01_Salesforce_Connector_Guide.docx
@@ -550,7 +550,7 @@
                 <w:color w:val="202020"/>
                 <w:sz w:val="20"/>
               </w:rPr>
-              <w:t xml:space="preserve"> (a casing typo used to be a silent no-op that leaked the field in full) and no longer emits undeclared null properties to Graph. The test suite now stands at </w:t>
+              <w:t xml:space="preserve"> (a casing typo used to be a silent no-op that leaked the field in full) and no longer emits undeclared null properties to Graph. The test suite now stands at 1,213 tests.</w:t>
             </w:r>
             <w:r>
               <w:rPr>
@@ -558,14 +558,13 @@
                 <w:color w:val="202020"/>
                 <w:sz w:val="20"/>
               </w:rPr>
-              <w:t>1,206 tests</w:t>
             </w:r>
             <w:r>
               <w:rPr>
                 <w:color w:val="202020"/>
                 <w:sz w:val="20"/>
               </w:rPr>
-              <w:t xml:space="preserve">. Full details, including what was tried and reverted across the fleet, are in the </w:t>
+              <w:t xml:space="preserve"> Full details, including what was tried and reverted across the fleet, are in the </w:t>
             </w:r>
             <w:r>
               <w:rPr>
@@ -2227,13 +2226,13 @@
           <w:b/>
           <w:color w:val="202020"/>
         </w:rPr>
-        <w:t>1,206 automated tests</w:t>
-      </w:r>
-      <w:r>
-        <w:rPr>
-          <w:color w:val="202020"/>
-        </w:rPr>
-        <w:t>, all green as of 20 July 2026), and its defining feature is the Salesforce sharing-model to ACL engine covered next.</w:t>
+        <w:t>1,213 automated tests, all green as of 14 August 2026</w:t>
+      </w:r>
+      <w:r>
+        <w:rPr>
+          <w:color w:val="202020"/>
+        </w:rPr>
+        <w:t>), and its defining feature is the Salesforce sharing-model to ACL engine covered next.</w:t>
       </w:r>
     </w:p>
     <w:p>
@@ -14352,7 +14351,7 @@
         <w:rPr>
           <w:color w:val="2E5496"/>
         </w:rPr>
-        <w:t>12.4 Enterprise: proxy, TLS, logging, alerting, certificate auth</w:t>
+        <w:t>12.4 Enterprise: proxy, TLS, logging, tracing, alerting, certificate auth</w:t>
       </w:r>
     </w:p>
     <w:tbl>
@@ -14603,6 +14602,53 @@
                 <w:sz w:val="19"/>
               </w:rPr>
               <w:t>text / 0</w:t>
+            </w:r>
+          </w:p>
+        </w:tc>
+      </w:tr>
+      <w:tr>
+        <w:tc>
+          <w:tcPr>
+            <w:tcW w:type="dxa" w:w="3000"/>
+            <w:shd w:val="clear" w:color="auto" w:fill="F7F9FC"/>
+          </w:tcPr>
+          <w:p>
+            <w:r>
+              <w:rPr>
+                <w:color w:val="202020"/>
+                <w:sz w:val="19"/>
+              </w:rPr>
+              <w:t>OTEL_EXPORTER_OTLP_ENDPOINT (+ OTEL_EXPORTER_OTLP_PROTOCOL / _HEADERS, OTEL_SERVICE_NAME)</w:t>
+            </w:r>
+          </w:p>
+        </w:tc>
+        <w:tc>
+          <w:tcPr>
+            <w:tcW w:type="dxa" w:w="4160"/>
+            <w:shd w:val="clear" w:color="auto" w:fill="F7F9FC"/>
+          </w:tcPr>
+          <w:p>
+            <w:r>
+              <w:rPr>
+                <w:color w:val="202020"/>
+                <w:sz w:val="19"/>
+              </w:rPr>
+              <w:t>Export OpenTelemetry spans for the crawl through the shared chassis tracer. Unset installs no tracer at all, and the crawl-cycle correlation id still threads the logs.</w:t>
+            </w:r>
+          </w:p>
+        </w:tc>
+        <w:tc>
+          <w:tcPr>
+            <w:tcW w:type="dxa" w:w="2200"/>
+            <w:shd w:val="clear" w:color="auto" w:fill="F7F9FC"/>
+          </w:tcPr>
+          <w:p>
+            <w:r>
+              <w:rPr>
+                <w:color w:val="202020"/>
+                <w:sz w:val="19"/>
+              </w:rPr>
+              <w:t>(unset)</w:t>
             </w:r>
           </w:p>
         </w:tc>
